--- a/Music_Store_Analysis_Question_And_answers.docx
+++ b/Music_Store_Analysis_Question_And_answers.docx
@@ -1337,6 +1337,415 @@
       <w:pPr>
         <w:pStyle w:val="ListParagraph"/>
         <w:rPr>
+          <w:sz w:val="28"/>
+          <w:szCs w:val="28"/>
+          <w:highlight w:val="lightGray"/>
+        </w:rPr>
+      </w:pPr>
+      <w:r>
+        <w:rPr>
+          <w:sz w:val="28"/>
+          <w:szCs w:val="28"/>
+          <w:highlight w:val="lightGray"/>
+        </w:rPr>
+        <w:t xml:space="preserve">SELECT </w:t>
+      </w:r>
+      <w:proofErr w:type="spellStart"/>
+      <w:proofErr w:type="gramStart"/>
+      <w:r>
+        <w:rPr>
+          <w:sz w:val="28"/>
+          <w:szCs w:val="28"/>
+          <w:highlight w:val="lightGray"/>
+        </w:rPr>
+        <w:t>artist.artist</w:t>
+      </w:r>
+      <w:proofErr w:type="gramEnd"/>
+      <w:r>
+        <w:rPr>
+          <w:sz w:val="28"/>
+          <w:szCs w:val="28"/>
+          <w:highlight w:val="lightGray"/>
+        </w:rPr>
+        <w:t>_id</w:t>
+      </w:r>
+      <w:proofErr w:type="spellEnd"/>
+      <w:r>
+        <w:rPr>
+          <w:sz w:val="28"/>
+          <w:szCs w:val="28"/>
+          <w:highlight w:val="lightGray"/>
+        </w:rPr>
+        <w:t>, artist.name, count(</w:t>
+      </w:r>
+      <w:proofErr w:type="spellStart"/>
+      <w:proofErr w:type="gramStart"/>
+      <w:r>
+        <w:rPr>
+          <w:sz w:val="28"/>
+          <w:szCs w:val="28"/>
+          <w:highlight w:val="lightGray"/>
+        </w:rPr>
+        <w:t>artist.artist</w:t>
+      </w:r>
+      <w:proofErr w:type="gramEnd"/>
+      <w:r>
+        <w:rPr>
+          <w:sz w:val="28"/>
+          <w:szCs w:val="28"/>
+          <w:highlight w:val="lightGray"/>
+        </w:rPr>
+        <w:t>_id</w:t>
+      </w:r>
+      <w:proofErr w:type="spellEnd"/>
+      <w:r>
+        <w:rPr>
+          <w:sz w:val="28"/>
+          <w:szCs w:val="28"/>
+          <w:highlight w:val="lightGray"/>
+        </w:rPr>
+        <w:t xml:space="preserve">) as </w:t>
+      </w:r>
+      <w:proofErr w:type="spellStart"/>
+      <w:r>
+        <w:rPr>
+          <w:sz w:val="28"/>
+          <w:szCs w:val="28"/>
+          <w:highlight w:val="lightGray"/>
+        </w:rPr>
+        <w:t>number_of_songs</w:t>
+      </w:r>
+      <w:proofErr w:type="spellEnd"/>
+    </w:p>
+    <w:p>
+      <w:pPr>
+        <w:pStyle w:val="ListParagraph"/>
+        <w:rPr>
+          <w:sz w:val="28"/>
+          <w:szCs w:val="28"/>
+          <w:highlight w:val="lightGray"/>
+        </w:rPr>
+      </w:pPr>
+      <w:r>
+        <w:rPr>
+          <w:sz w:val="28"/>
+          <w:szCs w:val="28"/>
+          <w:highlight w:val="lightGray"/>
+        </w:rPr>
+        <w:t>FROM track</w:t>
+      </w:r>
+    </w:p>
+    <w:p>
+      <w:pPr>
+        <w:pStyle w:val="ListParagraph"/>
+        <w:rPr>
+          <w:sz w:val="28"/>
+          <w:szCs w:val="28"/>
+          <w:highlight w:val="lightGray"/>
+        </w:rPr>
+      </w:pPr>
+      <w:r>
+        <w:rPr>
+          <w:sz w:val="28"/>
+          <w:szCs w:val="28"/>
+          <w:highlight w:val="lightGray"/>
+        </w:rPr>
+        <w:t xml:space="preserve">JOIN album ON </w:t>
+      </w:r>
+      <w:proofErr w:type="spellStart"/>
+      <w:proofErr w:type="gramStart"/>
+      <w:r>
+        <w:rPr>
+          <w:sz w:val="28"/>
+          <w:szCs w:val="28"/>
+          <w:highlight w:val="lightGray"/>
+        </w:rPr>
+        <w:t>album.album</w:t>
+      </w:r>
+      <w:proofErr w:type="gramEnd"/>
+      <w:r>
+        <w:rPr>
+          <w:sz w:val="28"/>
+          <w:szCs w:val="28"/>
+          <w:highlight w:val="lightGray"/>
+        </w:rPr>
+        <w:t>_id</w:t>
+      </w:r>
+      <w:proofErr w:type="spellEnd"/>
+      <w:r>
+        <w:rPr>
+          <w:sz w:val="28"/>
+          <w:szCs w:val="28"/>
+          <w:highlight w:val="lightGray"/>
+        </w:rPr>
+        <w:t xml:space="preserve"> = </w:t>
+      </w:r>
+      <w:proofErr w:type="spellStart"/>
+      <w:proofErr w:type="gramStart"/>
+      <w:r>
+        <w:rPr>
+          <w:sz w:val="28"/>
+          <w:szCs w:val="28"/>
+          <w:highlight w:val="lightGray"/>
+        </w:rPr>
+        <w:t>track.album</w:t>
+      </w:r>
+      <w:proofErr w:type="gramEnd"/>
+      <w:r>
+        <w:rPr>
+          <w:sz w:val="28"/>
+          <w:szCs w:val="28"/>
+          <w:highlight w:val="lightGray"/>
+        </w:rPr>
+        <w:t>_id</w:t>
+      </w:r>
+      <w:proofErr w:type="spellEnd"/>
+    </w:p>
+    <w:p>
+      <w:pPr>
+        <w:pStyle w:val="ListParagraph"/>
+        <w:rPr>
+          <w:sz w:val="28"/>
+          <w:szCs w:val="28"/>
+          <w:highlight w:val="lightGray"/>
+        </w:rPr>
+      </w:pPr>
+      <w:r>
+        <w:rPr>
+          <w:sz w:val="28"/>
+          <w:szCs w:val="28"/>
+          <w:highlight w:val="lightGray"/>
+        </w:rPr>
+        <w:t xml:space="preserve">JOIN artist ON </w:t>
+      </w:r>
+      <w:proofErr w:type="spellStart"/>
+      <w:proofErr w:type="gramStart"/>
+      <w:r>
+        <w:rPr>
+          <w:sz w:val="28"/>
+          <w:szCs w:val="28"/>
+          <w:highlight w:val="lightGray"/>
+        </w:rPr>
+        <w:t>artist.artist</w:t>
+      </w:r>
+      <w:proofErr w:type="gramEnd"/>
+      <w:r>
+        <w:rPr>
+          <w:sz w:val="28"/>
+          <w:szCs w:val="28"/>
+          <w:highlight w:val="lightGray"/>
+        </w:rPr>
+        <w:t>_id</w:t>
+      </w:r>
+      <w:proofErr w:type="spellEnd"/>
+      <w:r>
+        <w:rPr>
+          <w:sz w:val="28"/>
+          <w:szCs w:val="28"/>
+          <w:highlight w:val="lightGray"/>
+        </w:rPr>
+        <w:t xml:space="preserve"> = </w:t>
+      </w:r>
+      <w:proofErr w:type="spellStart"/>
+      <w:proofErr w:type="gramStart"/>
+      <w:r>
+        <w:rPr>
+          <w:sz w:val="28"/>
+          <w:szCs w:val="28"/>
+          <w:highlight w:val="lightGray"/>
+        </w:rPr>
+        <w:t>album.artist</w:t>
+      </w:r>
+      <w:proofErr w:type="gramEnd"/>
+      <w:r>
+        <w:rPr>
+          <w:sz w:val="28"/>
+          <w:szCs w:val="28"/>
+          <w:highlight w:val="lightGray"/>
+        </w:rPr>
+        <w:t>_id</w:t>
+      </w:r>
+      <w:proofErr w:type="spellEnd"/>
+    </w:p>
+    <w:p>
+      <w:pPr>
+        <w:pStyle w:val="ListParagraph"/>
+        <w:rPr>
+          <w:sz w:val="28"/>
+          <w:szCs w:val="28"/>
+          <w:highlight w:val="lightGray"/>
+        </w:rPr>
+      </w:pPr>
+      <w:r>
+        <w:rPr>
+          <w:sz w:val="28"/>
+          <w:szCs w:val="28"/>
+          <w:highlight w:val="lightGray"/>
+        </w:rPr>
+        <w:t xml:space="preserve">JOIN genre ON </w:t>
+      </w:r>
+      <w:proofErr w:type="spellStart"/>
+      <w:proofErr w:type="gramStart"/>
+      <w:r>
+        <w:rPr>
+          <w:sz w:val="28"/>
+          <w:szCs w:val="28"/>
+          <w:highlight w:val="lightGray"/>
+        </w:rPr>
+        <w:t>genre.genre</w:t>
+      </w:r>
+      <w:proofErr w:type="gramEnd"/>
+      <w:r>
+        <w:rPr>
+          <w:sz w:val="28"/>
+          <w:szCs w:val="28"/>
+          <w:highlight w:val="lightGray"/>
+        </w:rPr>
+        <w:t>_id</w:t>
+      </w:r>
+      <w:proofErr w:type="spellEnd"/>
+      <w:r>
+        <w:rPr>
+          <w:sz w:val="28"/>
+          <w:szCs w:val="28"/>
+          <w:highlight w:val="lightGray"/>
+        </w:rPr>
+        <w:t xml:space="preserve"> = </w:t>
+      </w:r>
+      <w:proofErr w:type="spellStart"/>
+      <w:proofErr w:type="gramStart"/>
+      <w:r>
+        <w:rPr>
+          <w:sz w:val="28"/>
+          <w:szCs w:val="28"/>
+          <w:highlight w:val="lightGray"/>
+        </w:rPr>
+        <w:t>track.genre</w:t>
+      </w:r>
+      <w:proofErr w:type="gramEnd"/>
+      <w:r>
+        <w:rPr>
+          <w:sz w:val="28"/>
+          <w:szCs w:val="28"/>
+          <w:highlight w:val="lightGray"/>
+        </w:rPr>
+        <w:t>_id</w:t>
+      </w:r>
+      <w:proofErr w:type="spellEnd"/>
+    </w:p>
+    <w:p>
+      <w:pPr>
+        <w:pStyle w:val="ListParagraph"/>
+        <w:rPr>
+          <w:sz w:val="28"/>
+          <w:szCs w:val="28"/>
+          <w:highlight w:val="lightGray"/>
+        </w:rPr>
+      </w:pPr>
+      <w:r>
+        <w:rPr>
+          <w:sz w:val="28"/>
+          <w:szCs w:val="28"/>
+          <w:highlight w:val="lightGray"/>
+        </w:rPr>
+        <w:t>WHERE genre.name LIKE 'Rock'</w:t>
+      </w:r>
+    </w:p>
+    <w:p>
+      <w:pPr>
+        <w:pStyle w:val="ListParagraph"/>
+        <w:rPr>
+          <w:sz w:val="28"/>
+          <w:szCs w:val="28"/>
+          <w:highlight w:val="lightGray"/>
+        </w:rPr>
+      </w:pPr>
+      <w:r>
+        <w:rPr>
+          <w:sz w:val="28"/>
+          <w:szCs w:val="28"/>
+          <w:highlight w:val="lightGray"/>
+        </w:rPr>
+        <w:t xml:space="preserve">GROUP BY </w:t>
+      </w:r>
+      <w:proofErr w:type="spellStart"/>
+      <w:proofErr w:type="gramStart"/>
+      <w:r>
+        <w:rPr>
+          <w:sz w:val="28"/>
+          <w:szCs w:val="28"/>
+          <w:highlight w:val="lightGray"/>
+        </w:rPr>
+        <w:t>artist.artist</w:t>
+      </w:r>
+      <w:proofErr w:type="gramEnd"/>
+      <w:r>
+        <w:rPr>
+          <w:sz w:val="28"/>
+          <w:szCs w:val="28"/>
+          <w:highlight w:val="lightGray"/>
+        </w:rPr>
+        <w:t>_id</w:t>
+      </w:r>
+      <w:proofErr w:type="spellEnd"/>
+    </w:p>
+    <w:p>
+      <w:pPr>
+        <w:pStyle w:val="ListParagraph"/>
+        <w:rPr>
+          <w:sz w:val="28"/>
+          <w:szCs w:val="28"/>
+          <w:highlight w:val="lightGray"/>
+        </w:rPr>
+      </w:pPr>
+      <w:r>
+        <w:rPr>
+          <w:sz w:val="28"/>
+          <w:szCs w:val="28"/>
+          <w:highlight w:val="lightGray"/>
+        </w:rPr>
+        <w:t xml:space="preserve">ORDER BY </w:t>
+      </w:r>
+      <w:proofErr w:type="spellStart"/>
+      <w:r>
+        <w:rPr>
+          <w:sz w:val="28"/>
+          <w:szCs w:val="28"/>
+          <w:highlight w:val="lightGray"/>
+        </w:rPr>
+        <w:t>number_of_songs</w:t>
+      </w:r>
+      <w:proofErr w:type="spellEnd"/>
+      <w:r>
+        <w:rPr>
+          <w:sz w:val="28"/>
+          <w:szCs w:val="28"/>
+          <w:highlight w:val="lightGray"/>
+        </w:rPr>
+        <w:t xml:space="preserve"> DESC</w:t>
+      </w:r>
+    </w:p>
+    <w:p>
+      <w:pPr>
+        <w:pStyle w:val="ListParagraph"/>
+        <w:rPr>
+          <w:sz w:val="28"/>
+          <w:szCs w:val="28"/>
+        </w:rPr>
+      </w:pPr>
+      <w:r>
+        <w:rPr>
+          <w:sz w:val="28"/>
+          <w:szCs w:val="28"/>
+          <w:highlight w:val="lightGray"/>
+        </w:rPr>
+        <w:t>LIMIT 10</w:t>
+      </w:r>
+    </w:p>
+    <w:p>
+      <w:pPr>
+        <w:pStyle w:val="ListParagraph"/>
+        <w:rPr>
           <w:b/>
           <w:bCs/>
           <w:sz w:val="32"/>
@@ -1346,6 +1755,11 @@
     </w:p>
     <w:p>
       <w:pPr>
+        <w:pStyle w:val="ListParagraph"/>
+        <w:numPr>
+          <w:ilvl w:val="0"/>
+          <w:numId w:val="3"/>
+        </w:numPr>
         <w:rPr>
           <w:b/>
           <w:bCs/>
@@ -1360,7 +1774,136 @@
           <w:sz w:val="32"/>
           <w:szCs w:val="32"/>
         </w:rPr>
-        <w:t>3. Return all the track names that have a song length longer than the average song length. Return the Name and Milliseconds for each track. Order by the song length with the longest songs listed first</w:t>
+        <w:lastRenderedPageBreak/>
+        <w:t>Return all the track names that have a song length longer than the average song length. Return the Name and Milliseconds for each track. Order by the song length with the longest songs listed first</w:t>
+      </w:r>
+      <w:r>
+        <w:rPr>
+          <w:b/>
+          <w:bCs/>
+          <w:sz w:val="32"/>
+          <w:szCs w:val="32"/>
+        </w:rPr>
+        <w:t>.</w:t>
+      </w:r>
+    </w:p>
+    <w:p>
+      <w:pPr>
+        <w:pStyle w:val="ListParagraph"/>
+        <w:rPr>
+          <w:sz w:val="28"/>
+          <w:szCs w:val="28"/>
+          <w:highlight w:val="lightGray"/>
+        </w:rPr>
+      </w:pPr>
+      <w:r>
+        <w:rPr>
+          <w:sz w:val="28"/>
+          <w:szCs w:val="28"/>
+          <w:highlight w:val="lightGray"/>
+        </w:rPr>
+        <w:t>SELECT name, milliseconds FROM track</w:t>
+      </w:r>
+    </w:p>
+    <w:p>
+      <w:pPr>
+        <w:pStyle w:val="ListParagraph"/>
+        <w:rPr>
+          <w:sz w:val="28"/>
+          <w:szCs w:val="28"/>
+          <w:highlight w:val="lightGray"/>
+        </w:rPr>
+      </w:pPr>
+      <w:r>
+        <w:rPr>
+          <w:sz w:val="28"/>
+          <w:szCs w:val="28"/>
+          <w:highlight w:val="lightGray"/>
+        </w:rPr>
+        <w:t xml:space="preserve">WHERE milliseconds &gt; </w:t>
+      </w:r>
+    </w:p>
+    <w:p>
+      <w:pPr>
+        <w:pStyle w:val="ListParagraph"/>
+        <w:rPr>
+          <w:sz w:val="28"/>
+          <w:szCs w:val="28"/>
+          <w:highlight w:val="lightGray"/>
+        </w:rPr>
+      </w:pPr>
+      <w:r>
+        <w:rPr>
+          <w:sz w:val="28"/>
+          <w:szCs w:val="28"/>
+          <w:highlight w:val="lightGray"/>
+        </w:rPr>
+        <w:tab/>
+        <w:t xml:space="preserve">(SELECT </w:t>
+      </w:r>
+      <w:proofErr w:type="gramStart"/>
+      <w:r>
+        <w:rPr>
+          <w:sz w:val="28"/>
+          <w:szCs w:val="28"/>
+          <w:highlight w:val="lightGray"/>
+        </w:rPr>
+        <w:t>AVG(</w:t>
+      </w:r>
+      <w:proofErr w:type="gramEnd"/>
+      <w:r>
+        <w:rPr>
+          <w:sz w:val="28"/>
+          <w:szCs w:val="28"/>
+          <w:highlight w:val="lightGray"/>
+        </w:rPr>
+        <w:t xml:space="preserve">milliseconds) as </w:t>
+      </w:r>
+      <w:proofErr w:type="spellStart"/>
+      <w:r>
+        <w:rPr>
+          <w:sz w:val="28"/>
+          <w:szCs w:val="28"/>
+          <w:highlight w:val="lightGray"/>
+        </w:rPr>
+        <w:t>avg_track_length</w:t>
+      </w:r>
+      <w:proofErr w:type="spellEnd"/>
+    </w:p>
+    <w:p>
+      <w:pPr>
+        <w:pStyle w:val="ListParagraph"/>
+        <w:rPr>
+          <w:sz w:val="28"/>
+          <w:szCs w:val="28"/>
+          <w:highlight w:val="lightGray"/>
+        </w:rPr>
+      </w:pPr>
+      <w:r>
+        <w:rPr>
+          <w:sz w:val="28"/>
+          <w:szCs w:val="28"/>
+          <w:highlight w:val="lightGray"/>
+        </w:rPr>
+        <w:tab/>
+        <w:t xml:space="preserve"> FROM track)</w:t>
+      </w:r>
+    </w:p>
+    <w:p>
+      <w:pPr>
+        <w:pStyle w:val="ListParagraph"/>
+        <w:rPr>
+          <w:sz w:val="28"/>
+          <w:szCs w:val="28"/>
+        </w:rPr>
+      </w:pPr>
+      <w:r>
+        <w:rPr>
+          <w:sz w:val="28"/>
+          <w:szCs w:val="28"/>
+          <w:highlight w:val="lightGray"/>
+        </w:rPr>
+        <w:t>ORDER BY milliseconds DESC;</w:t>
       </w:r>
     </w:p>
     <w:p>
@@ -1429,8 +1972,1233 @@
           <w:sz w:val="32"/>
           <w:szCs w:val="32"/>
         </w:rPr>
+        <w:t>Find how much amount spent by each customer on artists? Write a query to return customer name, artist name and total spent</w:t>
+      </w:r>
+    </w:p>
+    <w:p>
+      <w:pPr>
+        <w:pStyle w:val="ListParagraph"/>
+        <w:rPr>
+          <w:sz w:val="28"/>
+          <w:szCs w:val="28"/>
+          <w:highlight w:val="lightGray"/>
+        </w:rPr>
+      </w:pPr>
+      <w:r>
+        <w:rPr>
+          <w:sz w:val="28"/>
+          <w:szCs w:val="28"/>
+          <w:highlight w:val="lightGray"/>
+        </w:rPr>
+        <w:t xml:space="preserve">WITH </w:t>
+      </w:r>
+      <w:proofErr w:type="spellStart"/>
+      <w:r>
+        <w:rPr>
+          <w:sz w:val="28"/>
+          <w:szCs w:val="28"/>
+          <w:highlight w:val="lightGray"/>
+        </w:rPr>
+        <w:t>best_selling_artist</w:t>
+      </w:r>
+      <w:proofErr w:type="spellEnd"/>
+      <w:r>
+        <w:rPr>
+          <w:sz w:val="28"/>
+          <w:szCs w:val="28"/>
+          <w:highlight w:val="lightGray"/>
+        </w:rPr>
+        <w:t xml:space="preserve"> AS (</w:t>
+      </w:r>
+    </w:p>
+    <w:p>
+      <w:pPr>
+        <w:pStyle w:val="ListParagraph"/>
+        <w:rPr>
+          <w:sz w:val="28"/>
+          <w:szCs w:val="28"/>
+          <w:highlight w:val="lightGray"/>
+        </w:rPr>
+      </w:pPr>
+    </w:p>
+    <w:p>
+      <w:pPr>
+        <w:pStyle w:val="ListParagraph"/>
+        <w:rPr>
+          <w:sz w:val="28"/>
+          <w:szCs w:val="28"/>
+          <w:highlight w:val="lightGray"/>
+        </w:rPr>
+      </w:pPr>
+      <w:r>
+        <w:rPr>
+          <w:sz w:val="28"/>
+          <w:szCs w:val="28"/>
+          <w:highlight w:val="lightGray"/>
+        </w:rPr>
+        <w:tab/>
+        <w:t xml:space="preserve">SELECT </w:t>
+      </w:r>
+      <w:proofErr w:type="spellStart"/>
+      <w:proofErr w:type="gramStart"/>
+      <w:r>
+        <w:rPr>
+          <w:sz w:val="28"/>
+          <w:szCs w:val="28"/>
+          <w:highlight w:val="lightGray"/>
+        </w:rPr>
+        <w:t>artist.artist</w:t>
+      </w:r>
+      <w:proofErr w:type="gramEnd"/>
+      <w:r>
+        <w:rPr>
+          <w:sz w:val="28"/>
+          <w:szCs w:val="28"/>
+          <w:highlight w:val="lightGray"/>
+        </w:rPr>
+        <w:t>_id</w:t>
+      </w:r>
+      <w:proofErr w:type="spellEnd"/>
+      <w:r>
+        <w:rPr>
+          <w:sz w:val="28"/>
+          <w:szCs w:val="28"/>
+          <w:highlight w:val="lightGray"/>
+        </w:rPr>
+        <w:t xml:space="preserve"> AS </w:t>
+      </w:r>
+      <w:proofErr w:type="spellStart"/>
+      <w:r>
+        <w:rPr>
+          <w:sz w:val="28"/>
+          <w:szCs w:val="28"/>
+          <w:highlight w:val="lightGray"/>
+        </w:rPr>
+        <w:t>artist_id</w:t>
+      </w:r>
+      <w:proofErr w:type="spellEnd"/>
+      <w:r>
+        <w:rPr>
+          <w:sz w:val="28"/>
+          <w:szCs w:val="28"/>
+          <w:highlight w:val="lightGray"/>
+        </w:rPr>
+        <w:t xml:space="preserve">, artist.name AS </w:t>
+      </w:r>
+      <w:proofErr w:type="spellStart"/>
+      <w:r>
+        <w:rPr>
+          <w:sz w:val="28"/>
+          <w:szCs w:val="28"/>
+          <w:highlight w:val="lightGray"/>
+        </w:rPr>
+        <w:t>artist_name</w:t>
+      </w:r>
+      <w:proofErr w:type="spellEnd"/>
+      <w:r>
+        <w:rPr>
+          <w:sz w:val="28"/>
+          <w:szCs w:val="28"/>
+          <w:highlight w:val="lightGray"/>
+        </w:rPr>
+        <w:t>,</w:t>
+      </w:r>
+    </w:p>
+    <w:p>
+      <w:pPr>
+        <w:pStyle w:val="ListParagraph"/>
+        <w:rPr>
+          <w:sz w:val="28"/>
+          <w:szCs w:val="28"/>
+          <w:highlight w:val="lightGray"/>
+        </w:rPr>
+      </w:pPr>
+      <w:r>
+        <w:rPr>
+          <w:sz w:val="28"/>
+          <w:szCs w:val="28"/>
+          <w:highlight w:val="lightGray"/>
+        </w:rPr>
+        <w:tab/>
+      </w:r>
+      <w:proofErr w:type="gramStart"/>
+      <w:r>
+        <w:rPr>
+          <w:sz w:val="28"/>
+          <w:szCs w:val="28"/>
+          <w:highlight w:val="lightGray"/>
+        </w:rPr>
+        <w:t>SUM(</w:t>
+      </w:r>
+      <w:proofErr w:type="spellStart"/>
+      <w:proofErr w:type="gramEnd"/>
+      <w:r>
+        <w:rPr>
+          <w:sz w:val="28"/>
+          <w:szCs w:val="28"/>
+          <w:highlight w:val="lightGray"/>
+        </w:rPr>
+        <w:t>invoice_</w:t>
+      </w:r>
+      <w:proofErr w:type="gramStart"/>
+      <w:r>
+        <w:rPr>
+          <w:sz w:val="28"/>
+          <w:szCs w:val="28"/>
+          <w:highlight w:val="lightGray"/>
+        </w:rPr>
+        <w:t>line.unit</w:t>
+      </w:r>
+      <w:proofErr w:type="gramEnd"/>
+      <w:r>
+        <w:rPr>
+          <w:sz w:val="28"/>
+          <w:szCs w:val="28"/>
+          <w:highlight w:val="lightGray"/>
+        </w:rPr>
+        <w:t>_price</w:t>
+      </w:r>
+      <w:proofErr w:type="spellEnd"/>
+      <w:r>
+        <w:rPr>
+          <w:sz w:val="28"/>
+          <w:szCs w:val="28"/>
+          <w:highlight w:val="lightGray"/>
+        </w:rPr>
+        <w:t>*</w:t>
+      </w:r>
+      <w:proofErr w:type="spellStart"/>
+      <w:r>
+        <w:rPr>
+          <w:sz w:val="28"/>
+          <w:szCs w:val="28"/>
+          <w:highlight w:val="lightGray"/>
+        </w:rPr>
+        <w:t>invoice_</w:t>
+      </w:r>
+      <w:proofErr w:type="gramStart"/>
+      <w:r>
+        <w:rPr>
+          <w:sz w:val="28"/>
+          <w:szCs w:val="28"/>
+          <w:highlight w:val="lightGray"/>
+        </w:rPr>
+        <w:t>line.quantity</w:t>
+      </w:r>
+      <w:proofErr w:type="spellEnd"/>
+      <w:proofErr w:type="gramEnd"/>
+      <w:r>
+        <w:rPr>
+          <w:sz w:val="28"/>
+          <w:szCs w:val="28"/>
+          <w:highlight w:val="lightGray"/>
+        </w:rPr>
+        <w:t xml:space="preserve">) AS </w:t>
+      </w:r>
+      <w:proofErr w:type="spellStart"/>
+      <w:r>
+        <w:rPr>
+          <w:sz w:val="28"/>
+          <w:szCs w:val="28"/>
+          <w:highlight w:val="lightGray"/>
+        </w:rPr>
+        <w:t>total_sales</w:t>
+      </w:r>
+      <w:proofErr w:type="spellEnd"/>
+    </w:p>
+    <w:p>
+      <w:pPr>
+        <w:pStyle w:val="ListParagraph"/>
+        <w:rPr>
+          <w:sz w:val="28"/>
+          <w:szCs w:val="28"/>
+          <w:highlight w:val="lightGray"/>
+        </w:rPr>
+      </w:pPr>
+      <w:r>
+        <w:rPr>
+          <w:sz w:val="28"/>
+          <w:szCs w:val="28"/>
+          <w:highlight w:val="lightGray"/>
+        </w:rPr>
+        <w:tab/>
+        <w:t xml:space="preserve">FROM </w:t>
+      </w:r>
+      <w:proofErr w:type="spellStart"/>
+      <w:r>
+        <w:rPr>
+          <w:sz w:val="28"/>
+          <w:szCs w:val="28"/>
+          <w:highlight w:val="lightGray"/>
+        </w:rPr>
+        <w:t>invoice_line</w:t>
+      </w:r>
+      <w:proofErr w:type="spellEnd"/>
+    </w:p>
+    <w:p>
+      <w:pPr>
+        <w:pStyle w:val="ListParagraph"/>
+        <w:rPr>
+          <w:sz w:val="28"/>
+          <w:szCs w:val="28"/>
+          <w:highlight w:val="lightGray"/>
+        </w:rPr>
+      </w:pPr>
+      <w:r>
+        <w:rPr>
+          <w:sz w:val="28"/>
+          <w:szCs w:val="28"/>
+          <w:highlight w:val="lightGray"/>
+        </w:rPr>
+        <w:tab/>
+        <w:t xml:space="preserve">JOIN track ON </w:t>
+      </w:r>
+      <w:proofErr w:type="spellStart"/>
+      <w:proofErr w:type="gramStart"/>
+      <w:r>
+        <w:rPr>
+          <w:sz w:val="28"/>
+          <w:szCs w:val="28"/>
+          <w:highlight w:val="lightGray"/>
+        </w:rPr>
+        <w:t>track.track</w:t>
+      </w:r>
+      <w:proofErr w:type="gramEnd"/>
+      <w:r>
+        <w:rPr>
+          <w:sz w:val="28"/>
+          <w:szCs w:val="28"/>
+          <w:highlight w:val="lightGray"/>
+        </w:rPr>
+        <w:t>_id</w:t>
+      </w:r>
+      <w:proofErr w:type="spellEnd"/>
+      <w:r>
+        <w:rPr>
+          <w:sz w:val="28"/>
+          <w:szCs w:val="28"/>
+          <w:highlight w:val="lightGray"/>
+        </w:rPr>
+        <w:t xml:space="preserve"> = </w:t>
+      </w:r>
+      <w:proofErr w:type="spellStart"/>
+      <w:r>
+        <w:rPr>
+          <w:sz w:val="28"/>
+          <w:szCs w:val="28"/>
+          <w:highlight w:val="lightGray"/>
+        </w:rPr>
+        <w:t>invoice_</w:t>
+      </w:r>
+      <w:proofErr w:type="gramStart"/>
+      <w:r>
+        <w:rPr>
+          <w:sz w:val="28"/>
+          <w:szCs w:val="28"/>
+          <w:highlight w:val="lightGray"/>
+        </w:rPr>
+        <w:t>line.track</w:t>
+      </w:r>
+      <w:proofErr w:type="gramEnd"/>
+      <w:r>
+        <w:rPr>
+          <w:sz w:val="28"/>
+          <w:szCs w:val="28"/>
+          <w:highlight w:val="lightGray"/>
+        </w:rPr>
+        <w:t>_id</w:t>
+      </w:r>
+      <w:proofErr w:type="spellEnd"/>
+    </w:p>
+    <w:p>
+      <w:pPr>
+        <w:pStyle w:val="ListParagraph"/>
+        <w:rPr>
+          <w:sz w:val="28"/>
+          <w:szCs w:val="28"/>
+          <w:highlight w:val="lightGray"/>
+        </w:rPr>
+      </w:pPr>
+      <w:r>
+        <w:rPr>
+          <w:sz w:val="28"/>
+          <w:szCs w:val="28"/>
+          <w:highlight w:val="lightGray"/>
+        </w:rPr>
+        <w:tab/>
+        <w:t xml:space="preserve">JOIN album ON </w:t>
+      </w:r>
+      <w:proofErr w:type="spellStart"/>
+      <w:proofErr w:type="gramStart"/>
+      <w:r>
+        <w:rPr>
+          <w:sz w:val="28"/>
+          <w:szCs w:val="28"/>
+          <w:highlight w:val="lightGray"/>
+        </w:rPr>
+        <w:t>album.album</w:t>
+      </w:r>
+      <w:proofErr w:type="gramEnd"/>
+      <w:r>
+        <w:rPr>
+          <w:sz w:val="28"/>
+          <w:szCs w:val="28"/>
+          <w:highlight w:val="lightGray"/>
+        </w:rPr>
+        <w:t>_id</w:t>
+      </w:r>
+      <w:proofErr w:type="spellEnd"/>
+      <w:r>
+        <w:rPr>
+          <w:sz w:val="28"/>
+          <w:szCs w:val="28"/>
+          <w:highlight w:val="lightGray"/>
+        </w:rPr>
+        <w:t xml:space="preserve"> = </w:t>
+      </w:r>
+      <w:proofErr w:type="spellStart"/>
+      <w:proofErr w:type="gramStart"/>
+      <w:r>
+        <w:rPr>
+          <w:sz w:val="28"/>
+          <w:szCs w:val="28"/>
+          <w:highlight w:val="lightGray"/>
+        </w:rPr>
+        <w:t>track.album</w:t>
+      </w:r>
+      <w:proofErr w:type="gramEnd"/>
+      <w:r>
+        <w:rPr>
+          <w:sz w:val="28"/>
+          <w:szCs w:val="28"/>
+          <w:highlight w:val="lightGray"/>
+        </w:rPr>
+        <w:t>_id</w:t>
+      </w:r>
+      <w:proofErr w:type="spellEnd"/>
+    </w:p>
+    <w:p>
+      <w:pPr>
+        <w:pStyle w:val="ListParagraph"/>
+        <w:rPr>
+          <w:sz w:val="28"/>
+          <w:szCs w:val="28"/>
+          <w:highlight w:val="lightGray"/>
+        </w:rPr>
+      </w:pPr>
+      <w:r>
+        <w:rPr>
+          <w:sz w:val="28"/>
+          <w:szCs w:val="28"/>
+          <w:highlight w:val="lightGray"/>
+        </w:rPr>
+        <w:tab/>
+        <w:t xml:space="preserve">JOIN artist ON </w:t>
+      </w:r>
+      <w:proofErr w:type="spellStart"/>
+      <w:proofErr w:type="gramStart"/>
+      <w:r>
+        <w:rPr>
+          <w:sz w:val="28"/>
+          <w:szCs w:val="28"/>
+          <w:highlight w:val="lightGray"/>
+        </w:rPr>
+        <w:t>artist.artist</w:t>
+      </w:r>
+      <w:proofErr w:type="gramEnd"/>
+      <w:r>
+        <w:rPr>
+          <w:sz w:val="28"/>
+          <w:szCs w:val="28"/>
+          <w:highlight w:val="lightGray"/>
+        </w:rPr>
+        <w:t>_id</w:t>
+      </w:r>
+      <w:proofErr w:type="spellEnd"/>
+      <w:r>
+        <w:rPr>
+          <w:sz w:val="28"/>
+          <w:szCs w:val="28"/>
+          <w:highlight w:val="lightGray"/>
+        </w:rPr>
+        <w:t xml:space="preserve"> = </w:t>
+      </w:r>
+      <w:proofErr w:type="spellStart"/>
+      <w:proofErr w:type="gramStart"/>
+      <w:r>
+        <w:rPr>
+          <w:sz w:val="28"/>
+          <w:szCs w:val="28"/>
+          <w:highlight w:val="lightGray"/>
+        </w:rPr>
+        <w:t>album.artist</w:t>
+      </w:r>
+      <w:proofErr w:type="gramEnd"/>
+      <w:r>
+        <w:rPr>
+          <w:sz w:val="28"/>
+          <w:szCs w:val="28"/>
+          <w:highlight w:val="lightGray"/>
+        </w:rPr>
+        <w:t>_id</w:t>
+      </w:r>
+      <w:proofErr w:type="spellEnd"/>
+    </w:p>
+    <w:p>
+      <w:pPr>
+        <w:pStyle w:val="ListParagraph"/>
+        <w:rPr>
+          <w:sz w:val="28"/>
+          <w:szCs w:val="28"/>
+          <w:highlight w:val="lightGray"/>
+        </w:rPr>
+      </w:pPr>
+      <w:r>
+        <w:rPr>
+          <w:sz w:val="28"/>
+          <w:szCs w:val="28"/>
+          <w:highlight w:val="lightGray"/>
+        </w:rPr>
+        <w:tab/>
+        <w:t>GROUP BY 1</w:t>
+      </w:r>
+    </w:p>
+    <w:p>
+      <w:pPr>
+        <w:pStyle w:val="ListParagraph"/>
+        <w:rPr>
+          <w:sz w:val="28"/>
+          <w:szCs w:val="28"/>
+          <w:highlight w:val="lightGray"/>
+        </w:rPr>
+      </w:pPr>
+      <w:r>
+        <w:rPr>
+          <w:sz w:val="28"/>
+          <w:szCs w:val="28"/>
+          <w:highlight w:val="lightGray"/>
+        </w:rPr>
+        <w:tab/>
+        <w:t xml:space="preserve">ORDER BY 3 DESC </w:t>
+      </w:r>
+    </w:p>
+    <w:p>
+      <w:pPr>
+        <w:pStyle w:val="ListParagraph"/>
+        <w:rPr>
+          <w:sz w:val="28"/>
+          <w:szCs w:val="28"/>
+          <w:highlight w:val="lightGray"/>
+        </w:rPr>
+      </w:pPr>
+      <w:r>
+        <w:rPr>
+          <w:sz w:val="28"/>
+          <w:szCs w:val="28"/>
+          <w:highlight w:val="lightGray"/>
+        </w:rPr>
+        <w:tab/>
+        <w:t>LIMIT 1</w:t>
+      </w:r>
+    </w:p>
+    <w:p>
+      <w:pPr>
+        <w:pStyle w:val="ListParagraph"/>
+        <w:rPr>
+          <w:sz w:val="28"/>
+          <w:szCs w:val="28"/>
+          <w:highlight w:val="lightGray"/>
+        </w:rPr>
+      </w:pPr>
+      <w:r>
+        <w:rPr>
+          <w:sz w:val="28"/>
+          <w:szCs w:val="28"/>
+          <w:highlight w:val="lightGray"/>
+        </w:rPr>
+        <w:t>)</w:t>
+      </w:r>
+    </w:p>
+    <w:p>
+      <w:pPr>
+        <w:pStyle w:val="ListParagraph"/>
+        <w:rPr>
+          <w:sz w:val="28"/>
+          <w:szCs w:val="28"/>
+          <w:highlight w:val="lightGray"/>
+        </w:rPr>
+      </w:pPr>
+    </w:p>
+    <w:p>
+      <w:pPr>
+        <w:pStyle w:val="ListParagraph"/>
+        <w:rPr>
+          <w:sz w:val="28"/>
+          <w:szCs w:val="28"/>
+          <w:highlight w:val="lightGray"/>
+        </w:rPr>
+      </w:pPr>
+      <w:r>
+        <w:rPr>
+          <w:sz w:val="28"/>
+          <w:szCs w:val="28"/>
+          <w:highlight w:val="lightGray"/>
+        </w:rPr>
+        <w:t xml:space="preserve">SELECT </w:t>
+      </w:r>
+      <w:proofErr w:type="spellStart"/>
+      <w:proofErr w:type="gramStart"/>
+      <w:r>
+        <w:rPr>
+          <w:sz w:val="28"/>
+          <w:szCs w:val="28"/>
+          <w:highlight w:val="lightGray"/>
+        </w:rPr>
+        <w:t>c.customer</w:t>
+      </w:r>
+      <w:proofErr w:type="gramEnd"/>
+      <w:r>
+        <w:rPr>
+          <w:sz w:val="28"/>
+          <w:szCs w:val="28"/>
+          <w:highlight w:val="lightGray"/>
+        </w:rPr>
+        <w:t>_id</w:t>
+      </w:r>
+      <w:proofErr w:type="spellEnd"/>
+      <w:r>
+        <w:rPr>
+          <w:sz w:val="28"/>
+          <w:szCs w:val="28"/>
+          <w:highlight w:val="lightGray"/>
+        </w:rPr>
+        <w:t xml:space="preserve">, </w:t>
+      </w:r>
+      <w:proofErr w:type="spellStart"/>
+      <w:proofErr w:type="gramStart"/>
+      <w:r>
+        <w:rPr>
+          <w:sz w:val="28"/>
+          <w:szCs w:val="28"/>
+          <w:highlight w:val="lightGray"/>
+        </w:rPr>
+        <w:t>c.first</w:t>
+      </w:r>
+      <w:proofErr w:type="gramEnd"/>
+      <w:r>
+        <w:rPr>
+          <w:sz w:val="28"/>
+          <w:szCs w:val="28"/>
+          <w:highlight w:val="lightGray"/>
+        </w:rPr>
+        <w:t>_name</w:t>
+      </w:r>
+      <w:proofErr w:type="spellEnd"/>
+      <w:r>
+        <w:rPr>
+          <w:sz w:val="28"/>
+          <w:szCs w:val="28"/>
+          <w:highlight w:val="lightGray"/>
+        </w:rPr>
+        <w:t xml:space="preserve">, </w:t>
+      </w:r>
+      <w:proofErr w:type="spellStart"/>
+      <w:proofErr w:type="gramStart"/>
+      <w:r>
+        <w:rPr>
+          <w:sz w:val="28"/>
+          <w:szCs w:val="28"/>
+          <w:highlight w:val="lightGray"/>
+        </w:rPr>
+        <w:t>c.last</w:t>
+      </w:r>
+      <w:proofErr w:type="gramEnd"/>
+      <w:r>
+        <w:rPr>
+          <w:sz w:val="28"/>
+          <w:szCs w:val="28"/>
+          <w:highlight w:val="lightGray"/>
+        </w:rPr>
+        <w:t>_name</w:t>
+      </w:r>
+      <w:proofErr w:type="spellEnd"/>
+      <w:r>
+        <w:rPr>
+          <w:sz w:val="28"/>
+          <w:szCs w:val="28"/>
+          <w:highlight w:val="lightGray"/>
+        </w:rPr>
+        <w:t xml:space="preserve">, </w:t>
+      </w:r>
+      <w:proofErr w:type="spellStart"/>
+      <w:proofErr w:type="gramStart"/>
+      <w:r>
+        <w:rPr>
+          <w:sz w:val="28"/>
+          <w:szCs w:val="28"/>
+          <w:highlight w:val="lightGray"/>
+        </w:rPr>
+        <w:t>bsa.artist</w:t>
+      </w:r>
+      <w:proofErr w:type="gramEnd"/>
+      <w:r>
+        <w:rPr>
+          <w:sz w:val="28"/>
+          <w:szCs w:val="28"/>
+          <w:highlight w:val="lightGray"/>
+        </w:rPr>
+        <w:t>_name</w:t>
+      </w:r>
+      <w:proofErr w:type="spellEnd"/>
+      <w:r>
+        <w:rPr>
+          <w:sz w:val="28"/>
+          <w:szCs w:val="28"/>
+          <w:highlight w:val="lightGray"/>
+        </w:rPr>
+        <w:t>,</w:t>
+      </w:r>
+    </w:p>
+    <w:p>
+      <w:pPr>
+        <w:pStyle w:val="ListParagraph"/>
+        <w:rPr>
+          <w:sz w:val="28"/>
+          <w:szCs w:val="28"/>
+          <w:highlight w:val="lightGray"/>
+        </w:rPr>
+      </w:pPr>
+      <w:r>
+        <w:rPr>
+          <w:sz w:val="28"/>
+          <w:szCs w:val="28"/>
+          <w:highlight w:val="lightGray"/>
+        </w:rPr>
+        <w:t>SUM (</w:t>
+      </w:r>
+      <w:proofErr w:type="spellStart"/>
+      <w:proofErr w:type="gramStart"/>
+      <w:r>
+        <w:rPr>
+          <w:sz w:val="28"/>
+          <w:szCs w:val="28"/>
+          <w:highlight w:val="lightGray"/>
+        </w:rPr>
+        <w:t>il.unit</w:t>
+      </w:r>
+      <w:proofErr w:type="gramEnd"/>
+      <w:r>
+        <w:rPr>
+          <w:sz w:val="28"/>
+          <w:szCs w:val="28"/>
+          <w:highlight w:val="lightGray"/>
+        </w:rPr>
+        <w:t>_price</w:t>
+      </w:r>
+      <w:proofErr w:type="spellEnd"/>
+      <w:r>
+        <w:rPr>
+          <w:sz w:val="28"/>
+          <w:szCs w:val="28"/>
+          <w:highlight w:val="lightGray"/>
+        </w:rPr>
+        <w:t>*</w:t>
+      </w:r>
+      <w:proofErr w:type="spellStart"/>
+      <w:proofErr w:type="gramStart"/>
+      <w:r>
+        <w:rPr>
+          <w:sz w:val="28"/>
+          <w:szCs w:val="28"/>
+          <w:highlight w:val="lightGray"/>
+        </w:rPr>
+        <w:t>il.quantity</w:t>
+      </w:r>
+      <w:proofErr w:type="spellEnd"/>
+      <w:proofErr w:type="gramEnd"/>
+      <w:r>
+        <w:rPr>
+          <w:sz w:val="28"/>
+          <w:szCs w:val="28"/>
+          <w:highlight w:val="lightGray"/>
+        </w:rPr>
+        <w:t xml:space="preserve">) AS </w:t>
+      </w:r>
+      <w:proofErr w:type="spellStart"/>
+      <w:r>
+        <w:rPr>
+          <w:sz w:val="28"/>
+          <w:szCs w:val="28"/>
+          <w:highlight w:val="lightGray"/>
+        </w:rPr>
+        <w:t>amount_spent</w:t>
+      </w:r>
+      <w:proofErr w:type="spellEnd"/>
+    </w:p>
+    <w:p>
+      <w:pPr>
+        <w:pStyle w:val="ListParagraph"/>
+        <w:rPr>
+          <w:sz w:val="28"/>
+          <w:szCs w:val="28"/>
+          <w:highlight w:val="lightGray"/>
+        </w:rPr>
+      </w:pPr>
+      <w:r>
+        <w:rPr>
+          <w:sz w:val="28"/>
+          <w:szCs w:val="28"/>
+          <w:highlight w:val="lightGray"/>
+        </w:rPr>
+        <w:t xml:space="preserve">FROM invoice </w:t>
+      </w:r>
+      <w:proofErr w:type="spellStart"/>
+      <w:r>
+        <w:rPr>
+          <w:sz w:val="28"/>
+          <w:szCs w:val="28"/>
+          <w:highlight w:val="lightGray"/>
+        </w:rPr>
+        <w:t>i</w:t>
+      </w:r>
+      <w:proofErr w:type="spellEnd"/>
+    </w:p>
+    <w:p>
+      <w:pPr>
+        <w:pStyle w:val="ListParagraph"/>
+        <w:rPr>
+          <w:sz w:val="28"/>
+          <w:szCs w:val="28"/>
+          <w:highlight w:val="lightGray"/>
+        </w:rPr>
+      </w:pPr>
+      <w:r>
+        <w:rPr>
+          <w:sz w:val="28"/>
+          <w:szCs w:val="28"/>
+          <w:highlight w:val="lightGray"/>
+        </w:rPr>
         <w:lastRenderedPageBreak/>
-        <w:t xml:space="preserve">Find how much amount spent by each customer on artists? Write a query to return customer name, artist name and total spent </w:t>
+        <w:t xml:space="preserve">JOIN customer c ON </w:t>
+      </w:r>
+      <w:proofErr w:type="spellStart"/>
+      <w:proofErr w:type="gramStart"/>
+      <w:r>
+        <w:rPr>
+          <w:sz w:val="28"/>
+          <w:szCs w:val="28"/>
+          <w:highlight w:val="lightGray"/>
+        </w:rPr>
+        <w:t>c.customer</w:t>
+      </w:r>
+      <w:proofErr w:type="gramEnd"/>
+      <w:r>
+        <w:rPr>
+          <w:sz w:val="28"/>
+          <w:szCs w:val="28"/>
+          <w:highlight w:val="lightGray"/>
+        </w:rPr>
+        <w:t>_id</w:t>
+      </w:r>
+      <w:proofErr w:type="spellEnd"/>
+      <w:r>
+        <w:rPr>
+          <w:sz w:val="28"/>
+          <w:szCs w:val="28"/>
+          <w:highlight w:val="lightGray"/>
+        </w:rPr>
+        <w:t xml:space="preserve"> = </w:t>
+      </w:r>
+      <w:proofErr w:type="spellStart"/>
+      <w:proofErr w:type="gramStart"/>
+      <w:r>
+        <w:rPr>
+          <w:sz w:val="28"/>
+          <w:szCs w:val="28"/>
+          <w:highlight w:val="lightGray"/>
+        </w:rPr>
+        <w:t>i.customer</w:t>
+      </w:r>
+      <w:proofErr w:type="gramEnd"/>
+      <w:r>
+        <w:rPr>
+          <w:sz w:val="28"/>
+          <w:szCs w:val="28"/>
+          <w:highlight w:val="lightGray"/>
+        </w:rPr>
+        <w:t>_id</w:t>
+      </w:r>
+      <w:proofErr w:type="spellEnd"/>
+    </w:p>
+    <w:p>
+      <w:pPr>
+        <w:pStyle w:val="ListParagraph"/>
+        <w:rPr>
+          <w:sz w:val="28"/>
+          <w:szCs w:val="28"/>
+          <w:highlight w:val="lightGray"/>
+        </w:rPr>
+      </w:pPr>
+      <w:r>
+        <w:rPr>
+          <w:sz w:val="28"/>
+          <w:szCs w:val="28"/>
+          <w:highlight w:val="lightGray"/>
+        </w:rPr>
+        <w:t xml:space="preserve">JOIN </w:t>
+      </w:r>
+      <w:proofErr w:type="spellStart"/>
+      <w:r>
+        <w:rPr>
+          <w:sz w:val="28"/>
+          <w:szCs w:val="28"/>
+          <w:highlight w:val="lightGray"/>
+        </w:rPr>
+        <w:t>invoice_line</w:t>
+      </w:r>
+      <w:proofErr w:type="spellEnd"/>
+      <w:r>
+        <w:rPr>
+          <w:sz w:val="28"/>
+          <w:szCs w:val="28"/>
+          <w:highlight w:val="lightGray"/>
+        </w:rPr>
+        <w:t xml:space="preserve"> il ON </w:t>
+      </w:r>
+      <w:proofErr w:type="spellStart"/>
+      <w:proofErr w:type="gramStart"/>
+      <w:r>
+        <w:rPr>
+          <w:sz w:val="28"/>
+          <w:szCs w:val="28"/>
+          <w:highlight w:val="lightGray"/>
+        </w:rPr>
+        <w:t>il.invoice</w:t>
+      </w:r>
+      <w:proofErr w:type="gramEnd"/>
+      <w:r>
+        <w:rPr>
+          <w:sz w:val="28"/>
+          <w:szCs w:val="28"/>
+          <w:highlight w:val="lightGray"/>
+        </w:rPr>
+        <w:t>_id</w:t>
+      </w:r>
+      <w:proofErr w:type="spellEnd"/>
+      <w:r>
+        <w:rPr>
+          <w:sz w:val="28"/>
+          <w:szCs w:val="28"/>
+          <w:highlight w:val="lightGray"/>
+        </w:rPr>
+        <w:t xml:space="preserve"> = </w:t>
+      </w:r>
+      <w:proofErr w:type="spellStart"/>
+      <w:proofErr w:type="gramStart"/>
+      <w:r>
+        <w:rPr>
+          <w:sz w:val="28"/>
+          <w:szCs w:val="28"/>
+          <w:highlight w:val="lightGray"/>
+        </w:rPr>
+        <w:t>i.invoice</w:t>
+      </w:r>
+      <w:proofErr w:type="gramEnd"/>
+      <w:r>
+        <w:rPr>
+          <w:sz w:val="28"/>
+          <w:szCs w:val="28"/>
+          <w:highlight w:val="lightGray"/>
+        </w:rPr>
+        <w:t>_id</w:t>
+      </w:r>
+      <w:proofErr w:type="spellEnd"/>
+    </w:p>
+    <w:p>
+      <w:pPr>
+        <w:pStyle w:val="ListParagraph"/>
+        <w:rPr>
+          <w:sz w:val="28"/>
+          <w:szCs w:val="28"/>
+          <w:highlight w:val="lightGray"/>
+        </w:rPr>
+      </w:pPr>
+      <w:r>
+        <w:rPr>
+          <w:sz w:val="28"/>
+          <w:szCs w:val="28"/>
+          <w:highlight w:val="lightGray"/>
+        </w:rPr>
+        <w:t xml:space="preserve">JOIN track t ON </w:t>
+      </w:r>
+      <w:proofErr w:type="spellStart"/>
+      <w:proofErr w:type="gramStart"/>
+      <w:r>
+        <w:rPr>
+          <w:sz w:val="28"/>
+          <w:szCs w:val="28"/>
+          <w:highlight w:val="lightGray"/>
+        </w:rPr>
+        <w:t>t.track</w:t>
+      </w:r>
+      <w:proofErr w:type="gramEnd"/>
+      <w:r>
+        <w:rPr>
+          <w:sz w:val="28"/>
+          <w:szCs w:val="28"/>
+          <w:highlight w:val="lightGray"/>
+        </w:rPr>
+        <w:t>_id</w:t>
+      </w:r>
+      <w:proofErr w:type="spellEnd"/>
+      <w:r>
+        <w:rPr>
+          <w:sz w:val="28"/>
+          <w:szCs w:val="28"/>
+          <w:highlight w:val="lightGray"/>
+        </w:rPr>
+        <w:t xml:space="preserve"> = </w:t>
+      </w:r>
+      <w:proofErr w:type="spellStart"/>
+      <w:proofErr w:type="gramStart"/>
+      <w:r>
+        <w:rPr>
+          <w:sz w:val="28"/>
+          <w:szCs w:val="28"/>
+          <w:highlight w:val="lightGray"/>
+        </w:rPr>
+        <w:t>il.track</w:t>
+      </w:r>
+      <w:proofErr w:type="gramEnd"/>
+      <w:r>
+        <w:rPr>
+          <w:sz w:val="28"/>
+          <w:szCs w:val="28"/>
+          <w:highlight w:val="lightGray"/>
+        </w:rPr>
+        <w:t>_id</w:t>
+      </w:r>
+      <w:proofErr w:type="spellEnd"/>
+    </w:p>
+    <w:p>
+      <w:pPr>
+        <w:pStyle w:val="ListParagraph"/>
+        <w:rPr>
+          <w:sz w:val="28"/>
+          <w:szCs w:val="28"/>
+          <w:highlight w:val="lightGray"/>
+        </w:rPr>
+      </w:pPr>
+      <w:r>
+        <w:rPr>
+          <w:sz w:val="28"/>
+          <w:szCs w:val="28"/>
+          <w:highlight w:val="lightGray"/>
+        </w:rPr>
+        <w:t xml:space="preserve">JOIN album </w:t>
+      </w:r>
+      <w:proofErr w:type="spellStart"/>
+      <w:r>
+        <w:rPr>
+          <w:sz w:val="28"/>
+          <w:szCs w:val="28"/>
+          <w:highlight w:val="lightGray"/>
+        </w:rPr>
+        <w:t>alb</w:t>
+      </w:r>
+      <w:proofErr w:type="spellEnd"/>
+      <w:r>
+        <w:rPr>
+          <w:sz w:val="28"/>
+          <w:szCs w:val="28"/>
+          <w:highlight w:val="lightGray"/>
+        </w:rPr>
+        <w:t xml:space="preserve"> ON </w:t>
+      </w:r>
+      <w:proofErr w:type="spellStart"/>
+      <w:proofErr w:type="gramStart"/>
+      <w:r>
+        <w:rPr>
+          <w:sz w:val="28"/>
+          <w:szCs w:val="28"/>
+          <w:highlight w:val="lightGray"/>
+        </w:rPr>
+        <w:t>alb.album</w:t>
+      </w:r>
+      <w:proofErr w:type="gramEnd"/>
+      <w:r>
+        <w:rPr>
+          <w:sz w:val="28"/>
+          <w:szCs w:val="28"/>
+          <w:highlight w:val="lightGray"/>
+        </w:rPr>
+        <w:t>_id</w:t>
+      </w:r>
+      <w:proofErr w:type="spellEnd"/>
+      <w:r>
+        <w:rPr>
+          <w:sz w:val="28"/>
+          <w:szCs w:val="28"/>
+          <w:highlight w:val="lightGray"/>
+        </w:rPr>
+        <w:t xml:space="preserve"> = </w:t>
+      </w:r>
+      <w:proofErr w:type="spellStart"/>
+      <w:proofErr w:type="gramStart"/>
+      <w:r>
+        <w:rPr>
+          <w:sz w:val="28"/>
+          <w:szCs w:val="28"/>
+          <w:highlight w:val="lightGray"/>
+        </w:rPr>
+        <w:t>t.album</w:t>
+      </w:r>
+      <w:proofErr w:type="gramEnd"/>
+      <w:r>
+        <w:rPr>
+          <w:sz w:val="28"/>
+          <w:szCs w:val="28"/>
+          <w:highlight w:val="lightGray"/>
+        </w:rPr>
+        <w:t>_id</w:t>
+      </w:r>
+      <w:proofErr w:type="spellEnd"/>
+    </w:p>
+    <w:p>
+      <w:pPr>
+        <w:pStyle w:val="ListParagraph"/>
+        <w:rPr>
+          <w:sz w:val="28"/>
+          <w:szCs w:val="28"/>
+          <w:highlight w:val="lightGray"/>
+        </w:rPr>
+      </w:pPr>
+      <w:r>
+        <w:rPr>
+          <w:sz w:val="28"/>
+          <w:szCs w:val="28"/>
+          <w:highlight w:val="lightGray"/>
+        </w:rPr>
+        <w:t xml:space="preserve">JOIN </w:t>
+      </w:r>
+      <w:proofErr w:type="spellStart"/>
+      <w:r>
+        <w:rPr>
+          <w:sz w:val="28"/>
+          <w:szCs w:val="28"/>
+          <w:highlight w:val="lightGray"/>
+        </w:rPr>
+        <w:t>best_selling_artist</w:t>
+      </w:r>
+      <w:proofErr w:type="spellEnd"/>
+      <w:r>
+        <w:rPr>
+          <w:sz w:val="28"/>
+          <w:szCs w:val="28"/>
+          <w:highlight w:val="lightGray"/>
+        </w:rPr>
+        <w:t xml:space="preserve"> </w:t>
+      </w:r>
+      <w:proofErr w:type="spellStart"/>
+      <w:r>
+        <w:rPr>
+          <w:sz w:val="28"/>
+          <w:szCs w:val="28"/>
+          <w:highlight w:val="lightGray"/>
+        </w:rPr>
+        <w:t>bsa</w:t>
+      </w:r>
+      <w:proofErr w:type="spellEnd"/>
+      <w:r>
+        <w:rPr>
+          <w:sz w:val="28"/>
+          <w:szCs w:val="28"/>
+          <w:highlight w:val="lightGray"/>
+        </w:rPr>
+        <w:t xml:space="preserve"> ON </w:t>
+      </w:r>
+      <w:proofErr w:type="spellStart"/>
+      <w:proofErr w:type="gramStart"/>
+      <w:r>
+        <w:rPr>
+          <w:sz w:val="28"/>
+          <w:szCs w:val="28"/>
+          <w:highlight w:val="lightGray"/>
+        </w:rPr>
+        <w:t>bsa.artist</w:t>
+      </w:r>
+      <w:proofErr w:type="gramEnd"/>
+      <w:r>
+        <w:rPr>
+          <w:sz w:val="28"/>
+          <w:szCs w:val="28"/>
+          <w:highlight w:val="lightGray"/>
+        </w:rPr>
+        <w:t>_id</w:t>
+      </w:r>
+      <w:proofErr w:type="spellEnd"/>
+      <w:r>
+        <w:rPr>
+          <w:sz w:val="28"/>
+          <w:szCs w:val="28"/>
+          <w:highlight w:val="lightGray"/>
+        </w:rPr>
+        <w:t xml:space="preserve"> = </w:t>
+      </w:r>
+      <w:proofErr w:type="spellStart"/>
+      <w:proofErr w:type="gramStart"/>
+      <w:r>
+        <w:rPr>
+          <w:sz w:val="28"/>
+          <w:szCs w:val="28"/>
+          <w:highlight w:val="lightGray"/>
+        </w:rPr>
+        <w:t>alb.artist</w:t>
+      </w:r>
+      <w:proofErr w:type="gramEnd"/>
+      <w:r>
+        <w:rPr>
+          <w:sz w:val="28"/>
+          <w:szCs w:val="28"/>
+          <w:highlight w:val="lightGray"/>
+        </w:rPr>
+        <w:t>_id</w:t>
+      </w:r>
+      <w:proofErr w:type="spellEnd"/>
+    </w:p>
+    <w:p>
+      <w:pPr>
+        <w:pStyle w:val="ListParagraph"/>
+        <w:rPr>
+          <w:sz w:val="28"/>
+          <w:szCs w:val="28"/>
+          <w:highlight w:val="lightGray"/>
+        </w:rPr>
+      </w:pPr>
+      <w:r>
+        <w:rPr>
+          <w:sz w:val="28"/>
+          <w:szCs w:val="28"/>
+          <w:highlight w:val="lightGray"/>
+        </w:rPr>
+        <w:t>GROUP BY 1,2,3,4</w:t>
+      </w:r>
+    </w:p>
+    <w:p>
+      <w:pPr>
+        <w:pStyle w:val="ListParagraph"/>
+        <w:rPr>
+          <w:sz w:val="28"/>
+          <w:szCs w:val="28"/>
+        </w:rPr>
+      </w:pPr>
+      <w:r>
+        <w:rPr>
+          <w:sz w:val="28"/>
+          <w:szCs w:val="28"/>
+          <w:highlight w:val="lightGray"/>
+        </w:rPr>
+        <w:t>ORDER BY 5 DESC;</w:t>
       </w:r>
     </w:p>
     <w:p>
@@ -1480,6 +3248,734 @@
     <w:p>
       <w:pPr>
         <w:pStyle w:val="ListParagraph"/>
+        <w:rPr>
+          <w:sz w:val="28"/>
+          <w:szCs w:val="28"/>
+          <w:highlight w:val="lightGray"/>
+        </w:rPr>
+      </w:pPr>
+      <w:r>
+        <w:rPr>
+          <w:sz w:val="28"/>
+          <w:szCs w:val="28"/>
+          <w:highlight w:val="lightGray"/>
+        </w:rPr>
+        <w:t xml:space="preserve">WITH </w:t>
+      </w:r>
+      <w:proofErr w:type="spellStart"/>
+      <w:r>
+        <w:rPr>
+          <w:sz w:val="28"/>
+          <w:szCs w:val="28"/>
+          <w:highlight w:val="lightGray"/>
+        </w:rPr>
+        <w:t>popular_genre</w:t>
+      </w:r>
+      <w:proofErr w:type="spellEnd"/>
+      <w:r>
+        <w:rPr>
+          <w:sz w:val="28"/>
+          <w:szCs w:val="28"/>
+          <w:highlight w:val="lightGray"/>
+        </w:rPr>
+        <w:t xml:space="preserve"> AS (</w:t>
+      </w:r>
+    </w:p>
+    <w:p>
+      <w:pPr>
+        <w:pStyle w:val="ListParagraph"/>
+        <w:rPr>
+          <w:sz w:val="28"/>
+          <w:szCs w:val="28"/>
+          <w:highlight w:val="lightGray"/>
+        </w:rPr>
+      </w:pPr>
+    </w:p>
+    <w:p>
+      <w:pPr>
+        <w:pStyle w:val="ListParagraph"/>
+        <w:rPr>
+          <w:sz w:val="28"/>
+          <w:szCs w:val="28"/>
+          <w:highlight w:val="lightGray"/>
+        </w:rPr>
+      </w:pPr>
+      <w:r>
+        <w:rPr>
+          <w:sz w:val="28"/>
+          <w:szCs w:val="28"/>
+          <w:highlight w:val="lightGray"/>
+        </w:rPr>
+        <w:tab/>
+        <w:t xml:space="preserve">SELECT </w:t>
+      </w:r>
+      <w:proofErr w:type="gramStart"/>
+      <w:r>
+        <w:rPr>
+          <w:sz w:val="28"/>
+          <w:szCs w:val="28"/>
+          <w:highlight w:val="lightGray"/>
+        </w:rPr>
+        <w:t>COUNT(</w:t>
+      </w:r>
+      <w:proofErr w:type="spellStart"/>
+      <w:proofErr w:type="gramEnd"/>
+      <w:r>
+        <w:rPr>
+          <w:sz w:val="28"/>
+          <w:szCs w:val="28"/>
+          <w:highlight w:val="lightGray"/>
+        </w:rPr>
+        <w:t>invoice_</w:t>
+      </w:r>
+      <w:proofErr w:type="gramStart"/>
+      <w:r>
+        <w:rPr>
+          <w:sz w:val="28"/>
+          <w:szCs w:val="28"/>
+          <w:highlight w:val="lightGray"/>
+        </w:rPr>
+        <w:t>line.quantity</w:t>
+      </w:r>
+      <w:proofErr w:type="spellEnd"/>
+      <w:proofErr w:type="gramEnd"/>
+      <w:r>
+        <w:rPr>
+          <w:sz w:val="28"/>
+          <w:szCs w:val="28"/>
+          <w:highlight w:val="lightGray"/>
+        </w:rPr>
+        <w:t xml:space="preserve">) AS purchases, </w:t>
+      </w:r>
+      <w:proofErr w:type="spellStart"/>
+      <w:proofErr w:type="gramStart"/>
+      <w:r>
+        <w:rPr>
+          <w:sz w:val="28"/>
+          <w:szCs w:val="28"/>
+          <w:highlight w:val="lightGray"/>
+        </w:rPr>
+        <w:t>customer.country</w:t>
+      </w:r>
+      <w:proofErr w:type="spellEnd"/>
+      <w:proofErr w:type="gramEnd"/>
+      <w:r>
+        <w:rPr>
+          <w:sz w:val="28"/>
+          <w:szCs w:val="28"/>
+          <w:highlight w:val="lightGray"/>
+        </w:rPr>
+        <w:t xml:space="preserve">, genre.name, </w:t>
+      </w:r>
+      <w:proofErr w:type="spellStart"/>
+      <w:proofErr w:type="gramStart"/>
+      <w:r>
+        <w:rPr>
+          <w:sz w:val="28"/>
+          <w:szCs w:val="28"/>
+          <w:highlight w:val="lightGray"/>
+        </w:rPr>
+        <w:t>genre.genre</w:t>
+      </w:r>
+      <w:proofErr w:type="gramEnd"/>
+      <w:r>
+        <w:rPr>
+          <w:sz w:val="28"/>
+          <w:szCs w:val="28"/>
+          <w:highlight w:val="lightGray"/>
+        </w:rPr>
+        <w:t>_id</w:t>
+      </w:r>
+      <w:proofErr w:type="spellEnd"/>
+      <w:r>
+        <w:rPr>
+          <w:sz w:val="28"/>
+          <w:szCs w:val="28"/>
+          <w:highlight w:val="lightGray"/>
+        </w:rPr>
+        <w:t>,</w:t>
+      </w:r>
+    </w:p>
+    <w:p>
+      <w:pPr>
+        <w:pStyle w:val="ListParagraph"/>
+        <w:rPr>
+          <w:sz w:val="28"/>
+          <w:szCs w:val="28"/>
+          <w:highlight w:val="lightGray"/>
+        </w:rPr>
+      </w:pPr>
+      <w:r>
+        <w:rPr>
+          <w:sz w:val="28"/>
+          <w:szCs w:val="28"/>
+          <w:highlight w:val="lightGray"/>
+        </w:rPr>
+        <w:tab/>
+        <w:t>ROW_</w:t>
+      </w:r>
+      <w:proofErr w:type="gramStart"/>
+      <w:r>
+        <w:rPr>
+          <w:sz w:val="28"/>
+          <w:szCs w:val="28"/>
+          <w:highlight w:val="lightGray"/>
+        </w:rPr>
+        <w:t>NUMBER(</w:t>
+      </w:r>
+      <w:proofErr w:type="gramEnd"/>
+      <w:r>
+        <w:rPr>
+          <w:sz w:val="28"/>
+          <w:szCs w:val="28"/>
+          <w:highlight w:val="lightGray"/>
+        </w:rPr>
+        <w:t xml:space="preserve">) </w:t>
+      </w:r>
+      <w:proofErr w:type="gramStart"/>
+      <w:r>
+        <w:rPr>
+          <w:sz w:val="28"/>
+          <w:szCs w:val="28"/>
+          <w:highlight w:val="lightGray"/>
+        </w:rPr>
+        <w:t>OVER(</w:t>
+      </w:r>
+      <w:proofErr w:type="gramEnd"/>
+      <w:r>
+        <w:rPr>
+          <w:sz w:val="28"/>
+          <w:szCs w:val="28"/>
+          <w:highlight w:val="lightGray"/>
+        </w:rPr>
+        <w:t xml:space="preserve">PARTITION BY </w:t>
+      </w:r>
+      <w:proofErr w:type="spellStart"/>
+      <w:proofErr w:type="gramStart"/>
+      <w:r>
+        <w:rPr>
+          <w:sz w:val="28"/>
+          <w:szCs w:val="28"/>
+          <w:highlight w:val="lightGray"/>
+        </w:rPr>
+        <w:t>customer.country</w:t>
+      </w:r>
+      <w:proofErr w:type="spellEnd"/>
+      <w:proofErr w:type="gramEnd"/>
+      <w:r>
+        <w:rPr>
+          <w:sz w:val="28"/>
+          <w:szCs w:val="28"/>
+          <w:highlight w:val="lightGray"/>
+        </w:rPr>
+        <w:t xml:space="preserve"> ORDER BY </w:t>
+      </w:r>
+      <w:proofErr w:type="gramStart"/>
+      <w:r>
+        <w:rPr>
+          <w:sz w:val="28"/>
+          <w:szCs w:val="28"/>
+          <w:highlight w:val="lightGray"/>
+        </w:rPr>
+        <w:t>COUNT(</w:t>
+      </w:r>
+      <w:proofErr w:type="spellStart"/>
+      <w:proofErr w:type="gramEnd"/>
+      <w:r>
+        <w:rPr>
+          <w:sz w:val="28"/>
+          <w:szCs w:val="28"/>
+          <w:highlight w:val="lightGray"/>
+        </w:rPr>
+        <w:t>invoice_</w:t>
+      </w:r>
+      <w:proofErr w:type="gramStart"/>
+      <w:r>
+        <w:rPr>
+          <w:sz w:val="28"/>
+          <w:szCs w:val="28"/>
+          <w:highlight w:val="lightGray"/>
+        </w:rPr>
+        <w:t>line.quantity</w:t>
+      </w:r>
+      <w:proofErr w:type="spellEnd"/>
+      <w:proofErr w:type="gramEnd"/>
+      <w:r>
+        <w:rPr>
+          <w:sz w:val="28"/>
+          <w:szCs w:val="28"/>
+          <w:highlight w:val="lightGray"/>
+        </w:rPr>
+        <w:t xml:space="preserve">) DESC) AS </w:t>
+      </w:r>
+      <w:proofErr w:type="spellStart"/>
+      <w:r>
+        <w:rPr>
+          <w:sz w:val="28"/>
+          <w:szCs w:val="28"/>
+          <w:highlight w:val="lightGray"/>
+        </w:rPr>
+        <w:t>RowNo</w:t>
+      </w:r>
+      <w:proofErr w:type="spellEnd"/>
+    </w:p>
+    <w:p>
+      <w:pPr>
+        <w:pStyle w:val="ListParagraph"/>
+        <w:rPr>
+          <w:sz w:val="28"/>
+          <w:szCs w:val="28"/>
+          <w:highlight w:val="lightGray"/>
+        </w:rPr>
+      </w:pPr>
+      <w:r>
+        <w:rPr>
+          <w:sz w:val="28"/>
+          <w:szCs w:val="28"/>
+          <w:highlight w:val="lightGray"/>
+        </w:rPr>
+        <w:tab/>
+        <w:t xml:space="preserve">FROM </w:t>
+      </w:r>
+      <w:proofErr w:type="spellStart"/>
+      <w:r>
+        <w:rPr>
+          <w:sz w:val="28"/>
+          <w:szCs w:val="28"/>
+          <w:highlight w:val="lightGray"/>
+        </w:rPr>
+        <w:t>invoice_line</w:t>
+      </w:r>
+      <w:proofErr w:type="spellEnd"/>
+    </w:p>
+    <w:p>
+      <w:pPr>
+        <w:pStyle w:val="ListParagraph"/>
+        <w:rPr>
+          <w:sz w:val="28"/>
+          <w:szCs w:val="28"/>
+          <w:highlight w:val="lightGray"/>
+        </w:rPr>
+      </w:pPr>
+      <w:r>
+        <w:rPr>
+          <w:sz w:val="28"/>
+          <w:szCs w:val="28"/>
+          <w:highlight w:val="lightGray"/>
+        </w:rPr>
+        <w:tab/>
+        <w:t xml:space="preserve">JOIN invoice ON </w:t>
+      </w:r>
+      <w:proofErr w:type="spellStart"/>
+      <w:proofErr w:type="gramStart"/>
+      <w:r>
+        <w:rPr>
+          <w:sz w:val="28"/>
+          <w:szCs w:val="28"/>
+          <w:highlight w:val="lightGray"/>
+        </w:rPr>
+        <w:t>invoice.invoice</w:t>
+      </w:r>
+      <w:proofErr w:type="gramEnd"/>
+      <w:r>
+        <w:rPr>
+          <w:sz w:val="28"/>
+          <w:szCs w:val="28"/>
+          <w:highlight w:val="lightGray"/>
+        </w:rPr>
+        <w:t>_id</w:t>
+      </w:r>
+      <w:proofErr w:type="spellEnd"/>
+      <w:r>
+        <w:rPr>
+          <w:sz w:val="28"/>
+          <w:szCs w:val="28"/>
+          <w:highlight w:val="lightGray"/>
+        </w:rPr>
+        <w:t xml:space="preserve"> = </w:t>
+      </w:r>
+      <w:proofErr w:type="spellStart"/>
+      <w:r>
+        <w:rPr>
+          <w:sz w:val="28"/>
+          <w:szCs w:val="28"/>
+          <w:highlight w:val="lightGray"/>
+        </w:rPr>
+        <w:t>invoice_</w:t>
+      </w:r>
+      <w:proofErr w:type="gramStart"/>
+      <w:r>
+        <w:rPr>
+          <w:sz w:val="28"/>
+          <w:szCs w:val="28"/>
+          <w:highlight w:val="lightGray"/>
+        </w:rPr>
+        <w:t>line.invoice</w:t>
+      </w:r>
+      <w:proofErr w:type="gramEnd"/>
+      <w:r>
+        <w:rPr>
+          <w:sz w:val="28"/>
+          <w:szCs w:val="28"/>
+          <w:highlight w:val="lightGray"/>
+        </w:rPr>
+        <w:t>_id</w:t>
+      </w:r>
+      <w:proofErr w:type="spellEnd"/>
+    </w:p>
+    <w:p>
+      <w:pPr>
+        <w:pStyle w:val="ListParagraph"/>
+        <w:rPr>
+          <w:sz w:val="28"/>
+          <w:szCs w:val="28"/>
+          <w:highlight w:val="lightGray"/>
+        </w:rPr>
+      </w:pPr>
+      <w:r>
+        <w:rPr>
+          <w:sz w:val="28"/>
+          <w:szCs w:val="28"/>
+          <w:highlight w:val="lightGray"/>
+        </w:rPr>
+        <w:tab/>
+        <w:t xml:space="preserve">JOIN customer ON </w:t>
+      </w:r>
+      <w:proofErr w:type="spellStart"/>
+      <w:proofErr w:type="gramStart"/>
+      <w:r>
+        <w:rPr>
+          <w:sz w:val="28"/>
+          <w:szCs w:val="28"/>
+          <w:highlight w:val="lightGray"/>
+        </w:rPr>
+        <w:t>customer.customer</w:t>
+      </w:r>
+      <w:proofErr w:type="gramEnd"/>
+      <w:r>
+        <w:rPr>
+          <w:sz w:val="28"/>
+          <w:szCs w:val="28"/>
+          <w:highlight w:val="lightGray"/>
+        </w:rPr>
+        <w:t>_id</w:t>
+      </w:r>
+      <w:proofErr w:type="spellEnd"/>
+      <w:r>
+        <w:rPr>
+          <w:sz w:val="28"/>
+          <w:szCs w:val="28"/>
+          <w:highlight w:val="lightGray"/>
+        </w:rPr>
+        <w:t xml:space="preserve"> = </w:t>
+      </w:r>
+      <w:proofErr w:type="spellStart"/>
+      <w:proofErr w:type="gramStart"/>
+      <w:r>
+        <w:rPr>
+          <w:sz w:val="28"/>
+          <w:szCs w:val="28"/>
+          <w:highlight w:val="lightGray"/>
+        </w:rPr>
+        <w:t>invoice.customer</w:t>
+      </w:r>
+      <w:proofErr w:type="gramEnd"/>
+      <w:r>
+        <w:rPr>
+          <w:sz w:val="28"/>
+          <w:szCs w:val="28"/>
+          <w:highlight w:val="lightGray"/>
+        </w:rPr>
+        <w:t>_id</w:t>
+      </w:r>
+      <w:proofErr w:type="spellEnd"/>
+    </w:p>
+    <w:p>
+      <w:pPr>
+        <w:pStyle w:val="ListParagraph"/>
+        <w:rPr>
+          <w:sz w:val="28"/>
+          <w:szCs w:val="28"/>
+          <w:highlight w:val="lightGray"/>
+        </w:rPr>
+      </w:pPr>
+      <w:r>
+        <w:rPr>
+          <w:sz w:val="28"/>
+          <w:szCs w:val="28"/>
+          <w:highlight w:val="lightGray"/>
+        </w:rPr>
+        <w:tab/>
+        <w:t xml:space="preserve">JOIN track ON </w:t>
+      </w:r>
+      <w:proofErr w:type="spellStart"/>
+      <w:proofErr w:type="gramStart"/>
+      <w:r>
+        <w:rPr>
+          <w:sz w:val="28"/>
+          <w:szCs w:val="28"/>
+          <w:highlight w:val="lightGray"/>
+        </w:rPr>
+        <w:t>track.track</w:t>
+      </w:r>
+      <w:proofErr w:type="gramEnd"/>
+      <w:r>
+        <w:rPr>
+          <w:sz w:val="28"/>
+          <w:szCs w:val="28"/>
+          <w:highlight w:val="lightGray"/>
+        </w:rPr>
+        <w:t>_id</w:t>
+      </w:r>
+      <w:proofErr w:type="spellEnd"/>
+      <w:r>
+        <w:rPr>
+          <w:sz w:val="28"/>
+          <w:szCs w:val="28"/>
+          <w:highlight w:val="lightGray"/>
+        </w:rPr>
+        <w:t xml:space="preserve"> = </w:t>
+      </w:r>
+      <w:proofErr w:type="spellStart"/>
+      <w:r>
+        <w:rPr>
+          <w:sz w:val="28"/>
+          <w:szCs w:val="28"/>
+          <w:highlight w:val="lightGray"/>
+        </w:rPr>
+        <w:t>invoice_</w:t>
+      </w:r>
+      <w:proofErr w:type="gramStart"/>
+      <w:r>
+        <w:rPr>
+          <w:sz w:val="28"/>
+          <w:szCs w:val="28"/>
+          <w:highlight w:val="lightGray"/>
+        </w:rPr>
+        <w:t>line.track</w:t>
+      </w:r>
+      <w:proofErr w:type="gramEnd"/>
+      <w:r>
+        <w:rPr>
+          <w:sz w:val="28"/>
+          <w:szCs w:val="28"/>
+          <w:highlight w:val="lightGray"/>
+        </w:rPr>
+        <w:t>_id</w:t>
+      </w:r>
+      <w:proofErr w:type="spellEnd"/>
+    </w:p>
+    <w:p>
+      <w:pPr>
+        <w:pStyle w:val="ListParagraph"/>
+        <w:rPr>
+          <w:sz w:val="28"/>
+          <w:szCs w:val="28"/>
+          <w:highlight w:val="lightGray"/>
+        </w:rPr>
+      </w:pPr>
+      <w:r>
+        <w:rPr>
+          <w:sz w:val="28"/>
+          <w:szCs w:val="28"/>
+          <w:highlight w:val="lightGray"/>
+        </w:rPr>
+        <w:tab/>
+        <w:t xml:space="preserve">JOIN genre ON </w:t>
+      </w:r>
+      <w:proofErr w:type="spellStart"/>
+      <w:proofErr w:type="gramStart"/>
+      <w:r>
+        <w:rPr>
+          <w:sz w:val="28"/>
+          <w:szCs w:val="28"/>
+          <w:highlight w:val="lightGray"/>
+        </w:rPr>
+        <w:t>genre.genre</w:t>
+      </w:r>
+      <w:proofErr w:type="gramEnd"/>
+      <w:r>
+        <w:rPr>
+          <w:sz w:val="28"/>
+          <w:szCs w:val="28"/>
+          <w:highlight w:val="lightGray"/>
+        </w:rPr>
+        <w:t>_id</w:t>
+      </w:r>
+      <w:proofErr w:type="spellEnd"/>
+      <w:r>
+        <w:rPr>
+          <w:sz w:val="28"/>
+          <w:szCs w:val="28"/>
+          <w:highlight w:val="lightGray"/>
+        </w:rPr>
+        <w:t xml:space="preserve"> = </w:t>
+      </w:r>
+      <w:proofErr w:type="spellStart"/>
+      <w:proofErr w:type="gramStart"/>
+      <w:r>
+        <w:rPr>
+          <w:sz w:val="28"/>
+          <w:szCs w:val="28"/>
+          <w:highlight w:val="lightGray"/>
+        </w:rPr>
+        <w:t>track.genre</w:t>
+      </w:r>
+      <w:proofErr w:type="gramEnd"/>
+      <w:r>
+        <w:rPr>
+          <w:sz w:val="28"/>
+          <w:szCs w:val="28"/>
+          <w:highlight w:val="lightGray"/>
+        </w:rPr>
+        <w:t>_id</w:t>
+      </w:r>
+      <w:proofErr w:type="spellEnd"/>
+    </w:p>
+    <w:p>
+      <w:pPr>
+        <w:pStyle w:val="ListParagraph"/>
+        <w:rPr>
+          <w:sz w:val="28"/>
+          <w:szCs w:val="28"/>
+          <w:highlight w:val="lightGray"/>
+        </w:rPr>
+      </w:pPr>
+      <w:r>
+        <w:rPr>
+          <w:sz w:val="28"/>
+          <w:szCs w:val="28"/>
+          <w:highlight w:val="lightGray"/>
+        </w:rPr>
+        <w:tab/>
+        <w:t>GROUP BY 2,3,4</w:t>
+      </w:r>
+    </w:p>
+    <w:p>
+      <w:pPr>
+        <w:pStyle w:val="ListParagraph"/>
+        <w:rPr>
+          <w:sz w:val="28"/>
+          <w:szCs w:val="28"/>
+          <w:highlight w:val="lightGray"/>
+        </w:rPr>
+      </w:pPr>
+      <w:r>
+        <w:rPr>
+          <w:sz w:val="28"/>
+          <w:szCs w:val="28"/>
+          <w:highlight w:val="lightGray"/>
+        </w:rPr>
+        <w:tab/>
+        <w:t>ORDER BY 2 ASC, 1 DESC</w:t>
+      </w:r>
+    </w:p>
+    <w:p>
+      <w:pPr>
+        <w:pStyle w:val="ListParagraph"/>
+        <w:rPr>
+          <w:sz w:val="28"/>
+          <w:szCs w:val="28"/>
+          <w:highlight w:val="lightGray"/>
+        </w:rPr>
+      </w:pPr>
+      <w:r>
+        <w:rPr>
+          <w:sz w:val="28"/>
+          <w:szCs w:val="28"/>
+          <w:highlight w:val="lightGray"/>
+        </w:rPr>
+        <w:t>)</w:t>
+      </w:r>
+    </w:p>
+    <w:p>
+      <w:pPr>
+        <w:pStyle w:val="ListParagraph"/>
+        <w:rPr>
+          <w:sz w:val="28"/>
+          <w:szCs w:val="28"/>
+          <w:highlight w:val="lightGray"/>
+        </w:rPr>
+      </w:pPr>
+    </w:p>
+    <w:p>
+      <w:pPr>
+        <w:pStyle w:val="ListParagraph"/>
+        <w:rPr>
+          <w:sz w:val="28"/>
+          <w:szCs w:val="28"/>
+        </w:rPr>
+      </w:pPr>
+      <w:r>
+        <w:rPr>
+          <w:sz w:val="28"/>
+          <w:szCs w:val="28"/>
+          <w:highlight w:val="lightGray"/>
+        </w:rPr>
+        <w:t xml:space="preserve">SELECT * FROM </w:t>
+      </w:r>
+      <w:proofErr w:type="spellStart"/>
+      <w:r>
+        <w:rPr>
+          <w:sz w:val="28"/>
+          <w:szCs w:val="28"/>
+          <w:highlight w:val="lightGray"/>
+        </w:rPr>
+        <w:t>popular_genre</w:t>
+      </w:r>
+      <w:proofErr w:type="spellEnd"/>
+      <w:r>
+        <w:rPr>
+          <w:sz w:val="28"/>
+          <w:szCs w:val="28"/>
+          <w:highlight w:val="lightGray"/>
+        </w:rPr>
+        <w:t xml:space="preserve"> WHERE </w:t>
+      </w:r>
+      <w:proofErr w:type="spellStart"/>
+      <w:r>
+        <w:rPr>
+          <w:sz w:val="28"/>
+          <w:szCs w:val="28"/>
+          <w:highlight w:val="lightGray"/>
+        </w:rPr>
+        <w:t>RowNo</w:t>
+      </w:r>
+      <w:proofErr w:type="spellEnd"/>
+      <w:r>
+        <w:rPr>
+          <w:sz w:val="28"/>
+          <w:szCs w:val="28"/>
+          <w:highlight w:val="lightGray"/>
+        </w:rPr>
+        <w:t xml:space="preserve"> &lt;= 1</w:t>
+      </w:r>
+    </w:p>
+    <w:p>
+      <w:pPr>
+        <w:pStyle w:val="ListParagraph"/>
+        <w:rPr>
+          <w:b/>
+          <w:bCs/>
+          <w:sz w:val="32"/>
+          <w:szCs w:val="32"/>
+        </w:rPr>
+      </w:pPr>
+    </w:p>
+    <w:p>
+      <w:pPr>
+        <w:pStyle w:val="ListParagraph"/>
+        <w:rPr>
+          <w:b/>
+          <w:bCs/>
+          <w:sz w:val="32"/>
+          <w:szCs w:val="32"/>
+        </w:rPr>
+      </w:pPr>
+    </w:p>
+    <w:p>
+      <w:pPr>
+        <w:pStyle w:val="ListParagraph"/>
         <w:numPr>
           <w:ilvl w:val="0"/>
           <w:numId w:val="2"/>
@@ -1498,7 +3994,496 @@
           <w:sz w:val="32"/>
           <w:szCs w:val="32"/>
         </w:rPr>
-        <w:t>Write a query that determines the customer that has spent the most on music for each country. Write a query that returns the country along with the top customer and how much they spent. For countries where the top amount spent is shared, provide all customers who spent this amount</w:t>
+        <w:t xml:space="preserve">Write a query that determines the customer that has spent the most on music for each country. Write a query that returns </w:t>
+      </w:r>
+      <w:r>
+        <w:rPr>
+          <w:b/>
+          <w:bCs/>
+          <w:sz w:val="32"/>
+          <w:szCs w:val="32"/>
+        </w:rPr>
+        <w:lastRenderedPageBreak/>
+        <w:t>the country along with the top customer and how much they spent. For countries where the top amount spent is shared, provide all customers who spent this amount</w:t>
+      </w:r>
+    </w:p>
+    <w:p>
+      <w:pPr>
+        <w:pStyle w:val="ListParagraph"/>
+        <w:rPr>
+          <w:sz w:val="28"/>
+          <w:szCs w:val="28"/>
+          <w:highlight w:val="lightGray"/>
+        </w:rPr>
+      </w:pPr>
+      <w:r>
+        <w:rPr>
+          <w:sz w:val="28"/>
+          <w:szCs w:val="28"/>
+          <w:highlight w:val="lightGray"/>
+        </w:rPr>
+        <w:t xml:space="preserve">WITH </w:t>
+      </w:r>
+      <w:proofErr w:type="spellStart"/>
+      <w:r>
+        <w:rPr>
+          <w:sz w:val="28"/>
+          <w:szCs w:val="28"/>
+          <w:highlight w:val="lightGray"/>
+        </w:rPr>
+        <w:t>customer_with_country</w:t>
+      </w:r>
+      <w:proofErr w:type="spellEnd"/>
+      <w:r>
+        <w:rPr>
+          <w:sz w:val="28"/>
+          <w:szCs w:val="28"/>
+          <w:highlight w:val="lightGray"/>
+        </w:rPr>
+        <w:t xml:space="preserve"> AS (</w:t>
+      </w:r>
+    </w:p>
+    <w:p>
+      <w:pPr>
+        <w:pStyle w:val="ListParagraph"/>
+        <w:rPr>
+          <w:sz w:val="28"/>
+          <w:szCs w:val="28"/>
+          <w:highlight w:val="lightGray"/>
+        </w:rPr>
+      </w:pPr>
+      <w:r>
+        <w:rPr>
+          <w:sz w:val="28"/>
+          <w:szCs w:val="28"/>
+          <w:highlight w:val="lightGray"/>
+        </w:rPr>
+        <w:tab/>
+        <w:t xml:space="preserve">SELECT </w:t>
+      </w:r>
+      <w:proofErr w:type="spellStart"/>
+      <w:proofErr w:type="gramStart"/>
+      <w:r>
+        <w:rPr>
+          <w:sz w:val="28"/>
+          <w:szCs w:val="28"/>
+          <w:highlight w:val="lightGray"/>
+        </w:rPr>
+        <w:t>customer.customer</w:t>
+      </w:r>
+      <w:proofErr w:type="gramEnd"/>
+      <w:r>
+        <w:rPr>
+          <w:sz w:val="28"/>
+          <w:szCs w:val="28"/>
+          <w:highlight w:val="lightGray"/>
+        </w:rPr>
+        <w:t>_id</w:t>
+      </w:r>
+      <w:proofErr w:type="spellEnd"/>
+      <w:r>
+        <w:rPr>
+          <w:sz w:val="28"/>
+          <w:szCs w:val="28"/>
+          <w:highlight w:val="lightGray"/>
+        </w:rPr>
+        <w:t xml:space="preserve">, </w:t>
+      </w:r>
+      <w:proofErr w:type="spellStart"/>
+      <w:r>
+        <w:rPr>
+          <w:sz w:val="28"/>
+          <w:szCs w:val="28"/>
+          <w:highlight w:val="lightGray"/>
+        </w:rPr>
+        <w:t>first_name</w:t>
+      </w:r>
+      <w:proofErr w:type="spellEnd"/>
+      <w:r>
+        <w:rPr>
+          <w:sz w:val="28"/>
+          <w:szCs w:val="28"/>
+          <w:highlight w:val="lightGray"/>
+        </w:rPr>
+        <w:t xml:space="preserve">, </w:t>
+      </w:r>
+      <w:proofErr w:type="spellStart"/>
+      <w:r>
+        <w:rPr>
+          <w:sz w:val="28"/>
+          <w:szCs w:val="28"/>
+          <w:highlight w:val="lightGray"/>
+        </w:rPr>
+        <w:t>last_name</w:t>
+      </w:r>
+      <w:proofErr w:type="spellEnd"/>
+      <w:r>
+        <w:rPr>
+          <w:sz w:val="28"/>
+          <w:szCs w:val="28"/>
+          <w:highlight w:val="lightGray"/>
+        </w:rPr>
+        <w:t xml:space="preserve">, </w:t>
+      </w:r>
+      <w:proofErr w:type="spellStart"/>
+      <w:r>
+        <w:rPr>
+          <w:sz w:val="28"/>
+          <w:szCs w:val="28"/>
+          <w:highlight w:val="lightGray"/>
+        </w:rPr>
+        <w:t>billing_country</w:t>
+      </w:r>
+      <w:proofErr w:type="spellEnd"/>
+      <w:r>
+        <w:rPr>
+          <w:sz w:val="28"/>
+          <w:szCs w:val="28"/>
+          <w:highlight w:val="lightGray"/>
+        </w:rPr>
+        <w:t xml:space="preserve">, </w:t>
+      </w:r>
+      <w:proofErr w:type="gramStart"/>
+      <w:r>
+        <w:rPr>
+          <w:sz w:val="28"/>
+          <w:szCs w:val="28"/>
+          <w:highlight w:val="lightGray"/>
+        </w:rPr>
+        <w:t>SUM(</w:t>
+      </w:r>
+      <w:proofErr w:type="gramEnd"/>
+      <w:r>
+        <w:rPr>
+          <w:sz w:val="28"/>
+          <w:szCs w:val="28"/>
+          <w:highlight w:val="lightGray"/>
+        </w:rPr>
+        <w:t xml:space="preserve">total) AS </w:t>
+      </w:r>
+      <w:proofErr w:type="spellStart"/>
+      <w:r>
+        <w:rPr>
+          <w:sz w:val="28"/>
+          <w:szCs w:val="28"/>
+          <w:highlight w:val="lightGray"/>
+        </w:rPr>
+        <w:t>total_spending</w:t>
+      </w:r>
+      <w:proofErr w:type="spellEnd"/>
+      <w:r>
+        <w:rPr>
+          <w:sz w:val="28"/>
+          <w:szCs w:val="28"/>
+          <w:highlight w:val="lightGray"/>
+        </w:rPr>
+        <w:t>,</w:t>
+      </w:r>
+    </w:p>
+    <w:p>
+      <w:pPr>
+        <w:pStyle w:val="ListParagraph"/>
+        <w:rPr>
+          <w:sz w:val="28"/>
+          <w:szCs w:val="28"/>
+          <w:highlight w:val="lightGray"/>
+        </w:rPr>
+      </w:pPr>
+      <w:r>
+        <w:rPr>
+          <w:sz w:val="28"/>
+          <w:szCs w:val="28"/>
+          <w:highlight w:val="lightGray"/>
+        </w:rPr>
+        <w:tab/>
+        <w:t>ROW_</w:t>
+      </w:r>
+      <w:proofErr w:type="gramStart"/>
+      <w:r>
+        <w:rPr>
+          <w:sz w:val="28"/>
+          <w:szCs w:val="28"/>
+          <w:highlight w:val="lightGray"/>
+        </w:rPr>
+        <w:t>NUMBER(</w:t>
+      </w:r>
+      <w:proofErr w:type="gramEnd"/>
+      <w:r>
+        <w:rPr>
+          <w:sz w:val="28"/>
+          <w:szCs w:val="28"/>
+          <w:highlight w:val="lightGray"/>
+        </w:rPr>
+        <w:t xml:space="preserve">) </w:t>
+      </w:r>
+      <w:proofErr w:type="gramStart"/>
+      <w:r>
+        <w:rPr>
+          <w:sz w:val="28"/>
+          <w:szCs w:val="28"/>
+          <w:highlight w:val="lightGray"/>
+        </w:rPr>
+        <w:t>OVER(</w:t>
+      </w:r>
+      <w:proofErr w:type="gramEnd"/>
+      <w:r>
+        <w:rPr>
+          <w:sz w:val="28"/>
+          <w:szCs w:val="28"/>
+          <w:highlight w:val="lightGray"/>
+        </w:rPr>
+        <w:t xml:space="preserve">PARTITION BY </w:t>
+      </w:r>
+      <w:proofErr w:type="spellStart"/>
+      <w:r>
+        <w:rPr>
+          <w:sz w:val="28"/>
+          <w:szCs w:val="28"/>
+          <w:highlight w:val="lightGray"/>
+        </w:rPr>
+        <w:t>billing_country</w:t>
+      </w:r>
+      <w:proofErr w:type="spellEnd"/>
+      <w:r>
+        <w:rPr>
+          <w:sz w:val="28"/>
+          <w:szCs w:val="28"/>
+          <w:highlight w:val="lightGray"/>
+        </w:rPr>
+        <w:t xml:space="preserve"> ORDER BY </w:t>
+      </w:r>
+      <w:proofErr w:type="gramStart"/>
+      <w:r>
+        <w:rPr>
+          <w:sz w:val="28"/>
+          <w:szCs w:val="28"/>
+          <w:highlight w:val="lightGray"/>
+        </w:rPr>
+        <w:t>SUM(</w:t>
+      </w:r>
+      <w:proofErr w:type="gramEnd"/>
+      <w:r>
+        <w:rPr>
+          <w:sz w:val="28"/>
+          <w:szCs w:val="28"/>
+          <w:highlight w:val="lightGray"/>
+        </w:rPr>
+        <w:t xml:space="preserve">total) DESC) AS </w:t>
+      </w:r>
+      <w:proofErr w:type="spellStart"/>
+      <w:r>
+        <w:rPr>
+          <w:sz w:val="28"/>
+          <w:szCs w:val="28"/>
+          <w:highlight w:val="lightGray"/>
+        </w:rPr>
+        <w:t>RowNo</w:t>
+      </w:r>
+      <w:proofErr w:type="spellEnd"/>
+    </w:p>
+    <w:p>
+      <w:pPr>
+        <w:pStyle w:val="ListParagraph"/>
+        <w:rPr>
+          <w:sz w:val="28"/>
+          <w:szCs w:val="28"/>
+          <w:highlight w:val="lightGray"/>
+        </w:rPr>
+      </w:pPr>
+      <w:r>
+        <w:rPr>
+          <w:sz w:val="28"/>
+          <w:szCs w:val="28"/>
+          <w:highlight w:val="lightGray"/>
+        </w:rPr>
+        <w:tab/>
+        <w:t>FROM invoice</w:t>
+      </w:r>
+    </w:p>
+    <w:p>
+      <w:pPr>
+        <w:pStyle w:val="ListParagraph"/>
+        <w:rPr>
+          <w:sz w:val="28"/>
+          <w:szCs w:val="28"/>
+          <w:highlight w:val="lightGray"/>
+        </w:rPr>
+      </w:pPr>
+      <w:r>
+        <w:rPr>
+          <w:sz w:val="28"/>
+          <w:szCs w:val="28"/>
+          <w:highlight w:val="lightGray"/>
+        </w:rPr>
+        <w:tab/>
+        <w:t xml:space="preserve">JOIN customer ON </w:t>
+      </w:r>
+      <w:proofErr w:type="spellStart"/>
+      <w:proofErr w:type="gramStart"/>
+      <w:r>
+        <w:rPr>
+          <w:sz w:val="28"/>
+          <w:szCs w:val="28"/>
+          <w:highlight w:val="lightGray"/>
+        </w:rPr>
+        <w:t>customer.customer</w:t>
+      </w:r>
+      <w:proofErr w:type="gramEnd"/>
+      <w:r>
+        <w:rPr>
+          <w:sz w:val="28"/>
+          <w:szCs w:val="28"/>
+          <w:highlight w:val="lightGray"/>
+        </w:rPr>
+        <w:t>_id</w:t>
+      </w:r>
+      <w:proofErr w:type="spellEnd"/>
+      <w:r>
+        <w:rPr>
+          <w:sz w:val="28"/>
+          <w:szCs w:val="28"/>
+          <w:highlight w:val="lightGray"/>
+        </w:rPr>
+        <w:t xml:space="preserve"> = </w:t>
+      </w:r>
+      <w:proofErr w:type="spellStart"/>
+      <w:proofErr w:type="gramStart"/>
+      <w:r>
+        <w:rPr>
+          <w:sz w:val="28"/>
+          <w:szCs w:val="28"/>
+          <w:highlight w:val="lightGray"/>
+        </w:rPr>
+        <w:t>invoice.customer</w:t>
+      </w:r>
+      <w:proofErr w:type="gramEnd"/>
+      <w:r>
+        <w:rPr>
+          <w:sz w:val="28"/>
+          <w:szCs w:val="28"/>
+          <w:highlight w:val="lightGray"/>
+        </w:rPr>
+        <w:t>_id</w:t>
+      </w:r>
+      <w:proofErr w:type="spellEnd"/>
+    </w:p>
+    <w:p>
+      <w:pPr>
+        <w:pStyle w:val="ListParagraph"/>
+        <w:rPr>
+          <w:sz w:val="28"/>
+          <w:szCs w:val="28"/>
+          <w:highlight w:val="lightGray"/>
+        </w:rPr>
+      </w:pPr>
+      <w:r>
+        <w:rPr>
+          <w:sz w:val="28"/>
+          <w:szCs w:val="28"/>
+          <w:highlight w:val="lightGray"/>
+        </w:rPr>
+        <w:tab/>
+        <w:t>GROUP BY 1,2,3,4</w:t>
+      </w:r>
+    </w:p>
+    <w:p>
+      <w:pPr>
+        <w:pStyle w:val="ListParagraph"/>
+        <w:rPr>
+          <w:sz w:val="28"/>
+          <w:szCs w:val="28"/>
+          <w:highlight w:val="lightGray"/>
+        </w:rPr>
+      </w:pPr>
+      <w:r>
+        <w:rPr>
+          <w:sz w:val="28"/>
+          <w:szCs w:val="28"/>
+          <w:highlight w:val="lightGray"/>
+        </w:rPr>
+        <w:tab/>
+        <w:t>ORDER BY 4 ASC, 5 DESC</w:t>
+      </w:r>
+    </w:p>
+    <w:p>
+      <w:pPr>
+        <w:pStyle w:val="ListParagraph"/>
+        <w:rPr>
+          <w:sz w:val="28"/>
+          <w:szCs w:val="28"/>
+          <w:highlight w:val="lightGray"/>
+        </w:rPr>
+      </w:pPr>
+      <w:r>
+        <w:rPr>
+          <w:sz w:val="28"/>
+          <w:szCs w:val="28"/>
+          <w:highlight w:val="lightGray"/>
+        </w:rPr>
+        <w:t>)</w:t>
+      </w:r>
+    </w:p>
+    <w:p>
+      <w:pPr>
+        <w:pStyle w:val="ListParagraph"/>
+        <w:rPr>
+          <w:sz w:val="28"/>
+          <w:szCs w:val="28"/>
+          <w:highlight w:val="lightGray"/>
+        </w:rPr>
+      </w:pPr>
+    </w:p>
+    <w:p>
+      <w:pPr>
+        <w:pStyle w:val="ListParagraph"/>
+        <w:rPr>
+          <w:sz w:val="28"/>
+          <w:szCs w:val="28"/>
+        </w:rPr>
+      </w:pPr>
+      <w:r>
+        <w:rPr>
+          <w:sz w:val="28"/>
+          <w:szCs w:val="28"/>
+          <w:highlight w:val="lightGray"/>
+        </w:rPr>
+        <w:t xml:space="preserve">SELECT * FROM </w:t>
+      </w:r>
+      <w:proofErr w:type="spellStart"/>
+      <w:r>
+        <w:rPr>
+          <w:sz w:val="28"/>
+          <w:szCs w:val="28"/>
+          <w:highlight w:val="lightGray"/>
+        </w:rPr>
+        <w:t>customer_with_country</w:t>
+      </w:r>
+      <w:proofErr w:type="spellEnd"/>
+      <w:r>
+        <w:rPr>
+          <w:sz w:val="28"/>
+          <w:szCs w:val="28"/>
+          <w:highlight w:val="lightGray"/>
+        </w:rPr>
+        <w:t xml:space="preserve"> WHERE </w:t>
+      </w:r>
+      <w:proofErr w:type="spellStart"/>
+      <w:r>
+        <w:rPr>
+          <w:sz w:val="28"/>
+          <w:szCs w:val="28"/>
+          <w:highlight w:val="lightGray"/>
+        </w:rPr>
+        <w:t>RowNo</w:t>
+      </w:r>
+      <w:proofErr w:type="spellEnd"/>
+      <w:r>
+        <w:rPr>
+          <w:sz w:val="28"/>
+          <w:szCs w:val="28"/>
+          <w:highlight w:val="lightGray"/>
+        </w:rPr>
+        <w:t xml:space="preserve"> &lt;= 1;</w:t>
       </w:r>
     </w:p>
     <w:sectPr>
